--- a/Plotter/Ergebnisse/Ergebnisse.docx
+++ b/Plotter/Ergebnisse/Ergebnisse.docx
@@ -4,7 +4,7 @@
   <w:body>
     <w:p>
       <w:pPr>
-        <w:pStyle w:val="667"/>
+        <w:pStyle w:val="889"/>
         <w:pBdr/>
         <w:spacing/>
         <w:ind w:right="0" w:firstLine="0" w:left="0"/>
@@ -15,7 +15,7 @@
           <mc:Choice Requires="wpg">
             <w:drawing>
               <wp:inline xmlns:wp="http://schemas.openxmlformats.org/drawingml/2006/wordprocessingDrawing" distT="0" distB="0" distL="0" distR="0">
-                <wp:extent cx="7487625" cy="1753220"/>
+                <wp:extent cx="7560310" cy="1680069"/>
                 <wp:effectExtent l="0" t="0" r="0" b="0"/>
                 <wp:docPr id="1" name=""/>
                 <wp:cNvGraphicFramePr>
@@ -25,7 +25,7 @@
                   <a:graphicData uri="http://schemas.openxmlformats.org/drawingml/2006/picture">
                     <pic:pic xmlns:pic="http://schemas.openxmlformats.org/drawingml/2006/picture">
                       <pic:nvPicPr>
-                        <pic:cNvPr id="1262997647" name=""/>
+                        <pic:cNvPr id="829975497" name=""/>
                         <pic:cNvPicPr>
                           <a:picLocks noChangeAspect="1"/>
                         </pic:cNvPicPr>
@@ -36,9 +36,9 @@
                         <a:stretch/>
                       </pic:blipFill>
                       <pic:spPr bwMode="auto">
-                        <a:xfrm flipH="0" flipV="0">
+                        <a:xfrm>
                           <a:off x="0" y="0"/>
-                          <a:ext cx="7487624" cy="1753220"/>
+                          <a:ext cx="7560309" cy="1680068"/>
                         </a:xfrm>
                         <a:prstGeom prst="rect">
                           <a:avLst/>
@@ -71,7 +71,7 @@
                 <v:path o:extrusionok="f" gradientshapeok="t" o:connecttype="rect"/>
                 <o:lock v:ext="edit" aspectratio="t"/>
               </v:shapetype>
-              <v:shape id="_x0000_i0" o:spid="_x0000_s0" type="#_x0000_t75" style="width:589.58pt;height:138.05pt;mso-wrap-distance-left:0.00pt;mso-wrap-distance-top:0.00pt;mso-wrap-distance-right:0.00pt;mso-wrap-distance-bottom:0.00pt;z-index:1;" stroked="false">
+              <v:shape id="_x0000_i0" o:spid="_x0000_s0" type="#_x0000_t75" style="width:595.30pt;height:132.29pt;mso-wrap-distance-left:0.00pt;mso-wrap-distance-top:0.00pt;mso-wrap-distance-right:0.00pt;mso-wrap-distance-bottom:0.00pt;z-index:1;" stroked="false">
                 <v:imagedata r:id="rId8" o:title=""/>
                 <o:lock v:ext="edit" rotation="t"/>
               </v:shape>
@@ -105,7 +105,7 @@
                       <pic:spPr bwMode="auto">
                         <a:xfrm>
                           <a:off x="0" y="0"/>
-                          <a:ext cx="7560309" cy="1776166"/>
+                          <a:ext cx="7560308" cy="1776166"/>
                         </a:xfrm>
                         <a:prstGeom prst="rect">
                           <a:avLst/>
@@ -172,7 +172,7 @@
                       <pic:spPr bwMode="auto">
                         <a:xfrm>
                           <a:off x="0" y="0"/>
-                          <a:ext cx="7560309" cy="1817015"/>
+                          <a:ext cx="7560308" cy="1817015"/>
                         </a:xfrm>
                         <a:prstGeom prst="rect">
                           <a:avLst/>
@@ -239,7 +239,7 @@
                       <pic:spPr bwMode="auto">
                         <a:xfrm>
                           <a:off x="0" y="0"/>
-                          <a:ext cx="7560309" cy="1694552"/>
+                          <a:ext cx="7560308" cy="1694552"/>
                         </a:xfrm>
                         <a:prstGeom prst="rect">
                           <a:avLst/>
@@ -306,7 +306,7 @@
                       <pic:spPr bwMode="auto">
                         <a:xfrm>
                           <a:off x="0" y="0"/>
-                          <a:ext cx="7560309" cy="1767833"/>
+                          <a:ext cx="7560308" cy="1767833"/>
                         </a:xfrm>
                         <a:prstGeom prst="rect">
                           <a:avLst/>
@@ -373,7 +373,7 @@
                       <pic:spPr bwMode="auto">
                         <a:xfrm>
                           <a:off x="0" y="0"/>
-                          <a:ext cx="7560309" cy="1810573"/>
+                          <a:ext cx="7560308" cy="1810573"/>
                         </a:xfrm>
                         <a:prstGeom prst="rect">
                           <a:avLst/>
@@ -415,13 +415,6 @@
         </mc:AlternateContent>
       </w:r>
       <w:r/>
-      <w:r/>
-      <w:r/>
-      <w:r/>
-      <w:r/>
-      <w:r/>
-      <w:r/>
-      <w:r/>
     </w:p>
     <w:sectPr>
       <w:footnotePr/>
@@ -445,7 +438,6 @@
         <w:ind/>
         <w:rPr/>
       </w:pPr>
-      <w:r/>
       <w:r>
         <w:separator/>
       </w:r>
@@ -460,7 +452,6 @@
         <w:ind/>
         <w:rPr/>
       </w:pPr>
-      <w:r/>
       <w:r>
         <w:continuationSeparator/>
       </w:r>
@@ -480,7 +471,6 @@
         <w:ind/>
         <w:rPr/>
       </w:pPr>
-      <w:r/>
       <w:r>
         <w:separator/>
       </w:r>
@@ -495,7 +485,6 @@
         <w:ind/>
         <w:rPr/>
       </w:pPr>
-      <w:r/>
       <w:r>
         <w:continuationSeparator/>
       </w:r>
@@ -663,9 +652,9 @@
     <w:lsdException w:name="Bibliography" w:uiPriority="37"/>
     <w:lsdException w:name="TOC Heading" w:uiPriority="39" w:qFormat="1"/>
   </w:latentStyles>
-  <w:style w:type="table" w:styleId="12">
+  <w:style w:type="table" w:styleId="701">
     <w:name w:val="Table Grid"/>
-    <w:basedOn w:val="665"/>
+    <w:basedOn w:val="887"/>
     <w:uiPriority w:val="59"/>
     <w:pPr>
       <w:pBdr/>
@@ -862,9 +851,9 @@
       </w:tcPr>
     </w:tblStylePr>
   </w:style>
-  <w:style w:type="table" w:styleId="13">
+  <w:style w:type="table" w:styleId="702">
     <w:name w:val="Table Grid Light"/>
-    <w:basedOn w:val="665"/>
+    <w:basedOn w:val="887"/>
     <w:uiPriority w:val="59"/>
     <w:pPr>
       <w:pBdr/>
@@ -1061,9 +1050,9 @@
       </w:tcPr>
     </w:tblStylePr>
   </w:style>
-  <w:style w:type="table" w:styleId="14">
+  <w:style w:type="table" w:styleId="703">
     <w:name w:val="Plain Table 1"/>
-    <w:basedOn w:val="665"/>
+    <w:basedOn w:val="887"/>
     <w:uiPriority w:val="59"/>
     <w:pPr>
       <w:pBdr/>
@@ -1286,9 +1275,9 @@
       </w:tcPr>
     </w:tblStylePr>
   </w:style>
-  <w:style w:type="table" w:styleId="15">
+  <w:style w:type="table" w:styleId="704">
     <w:name w:val="Plain Table 2"/>
-    <w:basedOn w:val="665"/>
+    <w:basedOn w:val="887"/>
     <w:uiPriority w:val="59"/>
     <w:pPr>
       <w:pBdr/>
@@ -1519,9 +1508,9 @@
       </w:tcPr>
     </w:tblStylePr>
   </w:style>
-  <w:style w:type="table" w:styleId="16">
+  <w:style w:type="table" w:styleId="705">
     <w:name w:val="Plain Table 3"/>
-    <w:basedOn w:val="665"/>
+    <w:basedOn w:val="887"/>
     <w:uiPriority w:val="99"/>
     <w:pPr>
       <w:pBdr/>
@@ -1749,9 +1738,9 @@
       </w:tcPr>
     </w:tblStylePr>
   </w:style>
-  <w:style w:type="table" w:styleId="17">
+  <w:style w:type="table" w:styleId="706">
     <w:name w:val="Plain Table 4"/>
-    <w:basedOn w:val="665"/>
+    <w:basedOn w:val="887"/>
     <w:uiPriority w:val="99"/>
     <w:pPr>
       <w:pBdr/>
@@ -1965,9 +1954,9 @@
       </w:tcPr>
     </w:tblStylePr>
   </w:style>
-  <w:style w:type="table" w:styleId="18">
+  <w:style w:type="table" w:styleId="707">
     <w:name w:val="Plain Table 5"/>
-    <w:basedOn w:val="665"/>
+    <w:basedOn w:val="887"/>
     <w:uiPriority w:val="99"/>
     <w:pPr>
       <w:pBdr/>
@@ -2198,9 +2187,9 @@
       </w:tcPr>
     </w:tblStylePr>
   </w:style>
-  <w:style w:type="table" w:styleId="19">
+  <w:style w:type="table" w:styleId="708">
     <w:name w:val="Grid Table 1 Light"/>
-    <w:basedOn w:val="665"/>
+    <w:basedOn w:val="887"/>
     <w:uiPriority w:val="99"/>
     <w:pPr>
       <w:pBdr/>
@@ -2421,9 +2410,9 @@
       </w:tcPr>
     </w:tblStylePr>
   </w:style>
-  <w:style w:type="table" w:styleId="20">
+  <w:style w:type="table" w:styleId="709">
     <w:name w:val="Grid Table 1 Light - Accent 1"/>
-    <w:basedOn w:val="665"/>
+    <w:basedOn w:val="887"/>
     <w:uiPriority w:val="99"/>
     <w:pPr>
       <w:pBdr/>
@@ -2644,9 +2633,9 @@
       </w:tcPr>
     </w:tblStylePr>
   </w:style>
-  <w:style w:type="table" w:styleId="21">
+  <w:style w:type="table" w:styleId="710">
     <w:name w:val="Grid Table 1 Light - Accent 2"/>
-    <w:basedOn w:val="665"/>
+    <w:basedOn w:val="887"/>
     <w:uiPriority w:val="99"/>
     <w:pPr>
       <w:pBdr/>
@@ -2867,9 +2856,9 @@
       </w:tcPr>
     </w:tblStylePr>
   </w:style>
-  <w:style w:type="table" w:styleId="22">
+  <w:style w:type="table" w:styleId="711">
     <w:name w:val="Grid Table 1 Light - Accent 3"/>
-    <w:basedOn w:val="665"/>
+    <w:basedOn w:val="887"/>
     <w:uiPriority w:val="99"/>
     <w:pPr>
       <w:pBdr/>
@@ -3090,9 +3079,9 @@
       </w:tcPr>
     </w:tblStylePr>
   </w:style>
-  <w:style w:type="table" w:styleId="23">
+  <w:style w:type="table" w:styleId="712">
     <w:name w:val="Grid Table 1 Light - Accent 4"/>
-    <w:basedOn w:val="665"/>
+    <w:basedOn w:val="887"/>
     <w:uiPriority w:val="99"/>
     <w:pPr>
       <w:pBdr/>
@@ -3313,9 +3302,9 @@
       </w:tcPr>
     </w:tblStylePr>
   </w:style>
-  <w:style w:type="table" w:styleId="24">
+  <w:style w:type="table" w:styleId="713">
     <w:name w:val="Grid Table 1 Light - Accent 5"/>
-    <w:basedOn w:val="665"/>
+    <w:basedOn w:val="887"/>
     <w:uiPriority w:val="99"/>
     <w:pPr>
       <w:pBdr/>
@@ -3536,9 +3525,9 @@
       </w:tcPr>
     </w:tblStylePr>
   </w:style>
-  <w:style w:type="table" w:styleId="25">
+  <w:style w:type="table" w:styleId="714">
     <w:name w:val="Grid Table 1 Light - Accent 6"/>
-    <w:basedOn w:val="665"/>
+    <w:basedOn w:val="887"/>
     <w:uiPriority w:val="99"/>
     <w:pPr>
       <w:pBdr/>
@@ -3759,9 +3748,9 @@
       </w:tcPr>
     </w:tblStylePr>
   </w:style>
-  <w:style w:type="table" w:styleId="26">
+  <w:style w:type="table" w:styleId="715">
     <w:name w:val="Grid Table 2"/>
-    <w:basedOn w:val="665"/>
+    <w:basedOn w:val="887"/>
     <w:uiPriority w:val="99"/>
     <w:pPr>
       <w:pBdr/>
@@ -3991,9 +3980,9 @@
       </w:tcPr>
     </w:tblStylePr>
   </w:style>
-  <w:style w:type="table" w:styleId="27">
+  <w:style w:type="table" w:styleId="716">
     <w:name w:val="Grid Table 2 - Accent 1"/>
-    <w:basedOn w:val="665"/>
+    <w:basedOn w:val="887"/>
     <w:uiPriority w:val="99"/>
     <w:pPr>
       <w:pBdr/>
@@ -4223,9 +4212,9 @@
       </w:tcPr>
     </w:tblStylePr>
   </w:style>
-  <w:style w:type="table" w:styleId="28">
+  <w:style w:type="table" w:styleId="717">
     <w:name w:val="Grid Table 2 - Accent 2"/>
-    <w:basedOn w:val="665"/>
+    <w:basedOn w:val="887"/>
     <w:uiPriority w:val="99"/>
     <w:pPr>
       <w:pBdr/>
@@ -4455,9 +4444,9 @@
       </w:tcPr>
     </w:tblStylePr>
   </w:style>
-  <w:style w:type="table" w:styleId="29">
+  <w:style w:type="table" w:styleId="718">
     <w:name w:val="Grid Table 2 - Accent 3"/>
-    <w:basedOn w:val="665"/>
+    <w:basedOn w:val="887"/>
     <w:uiPriority w:val="99"/>
     <w:pPr>
       <w:pBdr/>
@@ -4687,9 +4676,9 @@
       </w:tcPr>
     </w:tblStylePr>
   </w:style>
-  <w:style w:type="table" w:styleId="30">
+  <w:style w:type="table" w:styleId="719">
     <w:name w:val="Grid Table 2 - Accent 4"/>
-    <w:basedOn w:val="665"/>
+    <w:basedOn w:val="887"/>
     <w:uiPriority w:val="99"/>
     <w:pPr>
       <w:pBdr/>
@@ -4919,9 +4908,9 @@
       </w:tcPr>
     </w:tblStylePr>
   </w:style>
-  <w:style w:type="table" w:styleId="31">
+  <w:style w:type="table" w:styleId="720">
     <w:name w:val="Grid Table 2 - Accent 5"/>
-    <w:basedOn w:val="665"/>
+    <w:basedOn w:val="887"/>
     <w:uiPriority w:val="99"/>
     <w:pPr>
       <w:pBdr/>
@@ -5151,9 +5140,9 @@
       </w:tcPr>
     </w:tblStylePr>
   </w:style>
-  <w:style w:type="table" w:styleId="32">
+  <w:style w:type="table" w:styleId="721">
     <w:name w:val="Grid Table 2 - Accent 6"/>
-    <w:basedOn w:val="665"/>
+    <w:basedOn w:val="887"/>
     <w:uiPriority w:val="99"/>
     <w:pPr>
       <w:pBdr/>
@@ -5383,9 +5372,9 @@
       </w:tcPr>
     </w:tblStylePr>
   </w:style>
-  <w:style w:type="table" w:styleId="33">
+  <w:style w:type="table" w:styleId="722">
     <w:name w:val="Grid Table 3"/>
-    <w:basedOn w:val="665"/>
+    <w:basedOn w:val="887"/>
     <w:uiPriority w:val="99"/>
     <w:pPr>
       <w:pBdr/>
@@ -5484,29 +5473,6 @@
         <w:tblBorders/>
       </w:tblPr>
       <w:tcPr>
-        <w:shd w:color="ffffff"/>
-        <w:tcBorders>
-          <w:top w:val="none" w:color="000000" w:sz="4" w:space="0"/>
-          <w:left w:val="none" w:color="000000" w:sz="4" w:space="0"/>
-          <w:bottom w:val="none" w:color="000000" w:sz="4" w:space="0"/>
-          <w:right w:val="none" w:color="000000" w:sz="4" w:space="0"/>
-        </w:tcBorders>
-      </w:tcPr>
-    </w:tblStylePr>
-    <w:tblStylePr w:type="firstRow">
-      <w:rPr>
-        <w:b/>
-        <w:color w:val="404040"/>
-      </w:rPr>
-      <w:pPr>
-        <w:pBdr/>
-        <w:spacing/>
-        <w:ind/>
-      </w:pPr>
-      <w:tblPr>
-        <w:tblBorders/>
-      </w:tblPr>
-      <w:tcPr>
         <w:shd w:val="clear" w:color="ffffff"/>
         <w:tcBorders>
           <w:top w:val="none" w:color="000000" w:sz="4" w:space="0"/>
@@ -5516,30 +5482,7 @@
         </w:tcBorders>
       </w:tcPr>
     </w:tblStylePr>
-    <w:tblStylePr w:type="lastCol">
-      <w:rPr>
-        <w:i/>
-        <w:color w:val="404040"/>
-      </w:rPr>
-      <w:pPr>
-        <w:pBdr/>
-        <w:spacing/>
-        <w:ind/>
-      </w:pPr>
-      <w:tblPr>
-        <w:tblBorders/>
-      </w:tblPr>
-      <w:tcPr>
-        <w:shd w:color="ffffff"/>
-        <w:tcBorders>
-          <w:top w:val="none" w:color="000000" w:sz="4" w:space="0"/>
-          <w:left w:val="none" w:color="000000" w:sz="4" w:space="0"/>
-          <w:bottom w:val="none" w:color="000000" w:sz="4" w:space="0"/>
-          <w:right w:val="none" w:color="000000" w:sz="4" w:space="0"/>
-        </w:tcBorders>
-      </w:tcPr>
-    </w:tblStylePr>
-    <w:tblStylePr w:type="lastRow">
+    <w:tblStylePr w:type="firstRow">
       <w:rPr>
         <w:b/>
         <w:color w:val="404040"/>
@@ -5562,6 +5505,52 @@
         </w:tcBorders>
       </w:tcPr>
     </w:tblStylePr>
+    <w:tblStylePr w:type="lastCol">
+      <w:rPr>
+        <w:i/>
+        <w:color w:val="404040"/>
+      </w:rPr>
+      <w:pPr>
+        <w:pBdr/>
+        <w:spacing/>
+        <w:ind/>
+      </w:pPr>
+      <w:tblPr>
+        <w:tblBorders/>
+      </w:tblPr>
+      <w:tcPr>
+        <w:shd w:val="clear" w:color="ffffff"/>
+        <w:tcBorders>
+          <w:top w:val="none" w:color="000000" w:sz="4" w:space="0"/>
+          <w:left w:val="none" w:color="000000" w:sz="4" w:space="0"/>
+          <w:bottom w:val="none" w:color="000000" w:sz="4" w:space="0"/>
+          <w:right w:val="none" w:color="000000" w:sz="4" w:space="0"/>
+        </w:tcBorders>
+      </w:tcPr>
+    </w:tblStylePr>
+    <w:tblStylePr w:type="lastRow">
+      <w:rPr>
+        <w:b/>
+        <w:color w:val="404040"/>
+      </w:rPr>
+      <w:pPr>
+        <w:pBdr/>
+        <w:spacing/>
+        <w:ind/>
+      </w:pPr>
+      <w:tblPr>
+        <w:tblBorders/>
+      </w:tblPr>
+      <w:tcPr>
+        <w:shd w:val="clear" w:color="ffffff"/>
+        <w:tcBorders>
+          <w:top w:val="none" w:color="000000" w:sz="4" w:space="0"/>
+          <w:left w:val="none" w:color="000000" w:sz="4" w:space="0"/>
+          <w:bottom w:val="none" w:color="000000" w:sz="4" w:space="0"/>
+          <w:right w:val="none" w:color="000000" w:sz="4" w:space="0"/>
+        </w:tcBorders>
+      </w:tcPr>
+    </w:tblStylePr>
     <w:tblStylePr w:type="nwCell">
       <w:pPr>
         <w:pBdr/>
@@ -5628,9 +5617,9 @@
       </w:tcPr>
     </w:tblStylePr>
   </w:style>
-  <w:style w:type="table" w:styleId="34">
+  <w:style w:type="table" w:styleId="723">
     <w:name w:val="Grid Table 3 - Accent 1"/>
-    <w:basedOn w:val="665"/>
+    <w:basedOn w:val="887"/>
     <w:uiPriority w:val="99"/>
     <w:pPr>
       <w:pBdr/>
@@ -5729,29 +5718,6 @@
         <w:tblBorders/>
       </w:tblPr>
       <w:tcPr>
-        <w:shd w:color="ffffff"/>
-        <w:tcBorders>
-          <w:top w:val="none" w:color="000000" w:sz="4" w:space="0"/>
-          <w:left w:val="none" w:color="000000" w:sz="4" w:space="0"/>
-          <w:bottom w:val="none" w:color="000000" w:sz="4" w:space="0"/>
-          <w:right w:val="none" w:color="000000" w:sz="4" w:space="0"/>
-        </w:tcBorders>
-      </w:tcPr>
-    </w:tblStylePr>
-    <w:tblStylePr w:type="firstRow">
-      <w:rPr>
-        <w:b/>
-        <w:color w:val="404040"/>
-      </w:rPr>
-      <w:pPr>
-        <w:pBdr/>
-        <w:spacing/>
-        <w:ind/>
-      </w:pPr>
-      <w:tblPr>
-        <w:tblBorders/>
-      </w:tblPr>
-      <w:tcPr>
         <w:shd w:val="clear" w:color="ffffff"/>
         <w:tcBorders>
           <w:top w:val="none" w:color="000000" w:sz="4" w:space="0"/>
@@ -5761,30 +5727,7 @@
         </w:tcBorders>
       </w:tcPr>
     </w:tblStylePr>
-    <w:tblStylePr w:type="lastCol">
-      <w:rPr>
-        <w:i/>
-        <w:color w:val="404040"/>
-      </w:rPr>
-      <w:pPr>
-        <w:pBdr/>
-        <w:spacing/>
-        <w:ind/>
-      </w:pPr>
-      <w:tblPr>
-        <w:tblBorders/>
-      </w:tblPr>
-      <w:tcPr>
-        <w:shd w:color="ffffff"/>
-        <w:tcBorders>
-          <w:top w:val="none" w:color="000000" w:sz="4" w:space="0"/>
-          <w:left w:val="none" w:color="000000" w:sz="4" w:space="0"/>
-          <w:bottom w:val="none" w:color="000000" w:sz="4" w:space="0"/>
-          <w:right w:val="none" w:color="000000" w:sz="4" w:space="0"/>
-        </w:tcBorders>
-      </w:tcPr>
-    </w:tblStylePr>
-    <w:tblStylePr w:type="lastRow">
+    <w:tblStylePr w:type="firstRow">
       <w:rPr>
         <w:b/>
         <w:color w:val="404040"/>
@@ -5807,6 +5750,52 @@
         </w:tcBorders>
       </w:tcPr>
     </w:tblStylePr>
+    <w:tblStylePr w:type="lastCol">
+      <w:rPr>
+        <w:i/>
+        <w:color w:val="404040"/>
+      </w:rPr>
+      <w:pPr>
+        <w:pBdr/>
+        <w:spacing/>
+        <w:ind/>
+      </w:pPr>
+      <w:tblPr>
+        <w:tblBorders/>
+      </w:tblPr>
+      <w:tcPr>
+        <w:shd w:val="clear" w:color="ffffff"/>
+        <w:tcBorders>
+          <w:top w:val="none" w:color="000000" w:sz="4" w:space="0"/>
+          <w:left w:val="none" w:color="000000" w:sz="4" w:space="0"/>
+          <w:bottom w:val="none" w:color="000000" w:sz="4" w:space="0"/>
+          <w:right w:val="none" w:color="000000" w:sz="4" w:space="0"/>
+        </w:tcBorders>
+      </w:tcPr>
+    </w:tblStylePr>
+    <w:tblStylePr w:type="lastRow">
+      <w:rPr>
+        <w:b/>
+        <w:color w:val="404040"/>
+      </w:rPr>
+      <w:pPr>
+        <w:pBdr/>
+        <w:spacing/>
+        <w:ind/>
+      </w:pPr>
+      <w:tblPr>
+        <w:tblBorders/>
+      </w:tblPr>
+      <w:tcPr>
+        <w:shd w:val="clear" w:color="ffffff"/>
+        <w:tcBorders>
+          <w:top w:val="none" w:color="000000" w:sz="4" w:space="0"/>
+          <w:left w:val="none" w:color="000000" w:sz="4" w:space="0"/>
+          <w:bottom w:val="none" w:color="000000" w:sz="4" w:space="0"/>
+          <w:right w:val="none" w:color="000000" w:sz="4" w:space="0"/>
+        </w:tcBorders>
+      </w:tcPr>
+    </w:tblStylePr>
     <w:tblStylePr w:type="nwCell">
       <w:pPr>
         <w:pBdr/>
@@ -5873,9 +5862,9 @@
       </w:tcPr>
     </w:tblStylePr>
   </w:style>
-  <w:style w:type="table" w:styleId="35">
+  <w:style w:type="table" w:styleId="724">
     <w:name w:val="Grid Table 3 - Accent 2"/>
-    <w:basedOn w:val="665"/>
+    <w:basedOn w:val="887"/>
     <w:uiPriority w:val="99"/>
     <w:pPr>
       <w:pBdr/>
@@ -5974,29 +5963,6 @@
         <w:tblBorders/>
       </w:tblPr>
       <w:tcPr>
-        <w:shd w:color="ffffff"/>
-        <w:tcBorders>
-          <w:top w:val="none" w:color="000000" w:sz="4" w:space="0"/>
-          <w:left w:val="none" w:color="000000" w:sz="4" w:space="0"/>
-          <w:bottom w:val="none" w:color="000000" w:sz="4" w:space="0"/>
-          <w:right w:val="none" w:color="000000" w:sz="4" w:space="0"/>
-        </w:tcBorders>
-      </w:tcPr>
-    </w:tblStylePr>
-    <w:tblStylePr w:type="firstRow">
-      <w:rPr>
-        <w:b/>
-        <w:color w:val="404040"/>
-      </w:rPr>
-      <w:pPr>
-        <w:pBdr/>
-        <w:spacing/>
-        <w:ind/>
-      </w:pPr>
-      <w:tblPr>
-        <w:tblBorders/>
-      </w:tblPr>
-      <w:tcPr>
         <w:shd w:val="clear" w:color="ffffff"/>
         <w:tcBorders>
           <w:top w:val="none" w:color="000000" w:sz="4" w:space="0"/>
@@ -6006,30 +5972,7 @@
         </w:tcBorders>
       </w:tcPr>
     </w:tblStylePr>
-    <w:tblStylePr w:type="lastCol">
-      <w:rPr>
-        <w:i/>
-        <w:color w:val="404040"/>
-      </w:rPr>
-      <w:pPr>
-        <w:pBdr/>
-        <w:spacing/>
-        <w:ind/>
-      </w:pPr>
-      <w:tblPr>
-        <w:tblBorders/>
-      </w:tblPr>
-      <w:tcPr>
-        <w:shd w:color="ffffff"/>
-        <w:tcBorders>
-          <w:top w:val="none" w:color="000000" w:sz="4" w:space="0"/>
-          <w:left w:val="none" w:color="000000" w:sz="4" w:space="0"/>
-          <w:bottom w:val="none" w:color="000000" w:sz="4" w:space="0"/>
-          <w:right w:val="none" w:color="000000" w:sz="4" w:space="0"/>
-        </w:tcBorders>
-      </w:tcPr>
-    </w:tblStylePr>
-    <w:tblStylePr w:type="lastRow">
+    <w:tblStylePr w:type="firstRow">
       <w:rPr>
         <w:b/>
         <w:color w:val="404040"/>
@@ -6052,6 +5995,52 @@
         </w:tcBorders>
       </w:tcPr>
     </w:tblStylePr>
+    <w:tblStylePr w:type="lastCol">
+      <w:rPr>
+        <w:i/>
+        <w:color w:val="404040"/>
+      </w:rPr>
+      <w:pPr>
+        <w:pBdr/>
+        <w:spacing/>
+        <w:ind/>
+      </w:pPr>
+      <w:tblPr>
+        <w:tblBorders/>
+      </w:tblPr>
+      <w:tcPr>
+        <w:shd w:val="clear" w:color="ffffff"/>
+        <w:tcBorders>
+          <w:top w:val="none" w:color="000000" w:sz="4" w:space="0"/>
+          <w:left w:val="none" w:color="000000" w:sz="4" w:space="0"/>
+          <w:bottom w:val="none" w:color="000000" w:sz="4" w:space="0"/>
+          <w:right w:val="none" w:color="000000" w:sz="4" w:space="0"/>
+        </w:tcBorders>
+      </w:tcPr>
+    </w:tblStylePr>
+    <w:tblStylePr w:type="lastRow">
+      <w:rPr>
+        <w:b/>
+        <w:color w:val="404040"/>
+      </w:rPr>
+      <w:pPr>
+        <w:pBdr/>
+        <w:spacing/>
+        <w:ind/>
+      </w:pPr>
+      <w:tblPr>
+        <w:tblBorders/>
+      </w:tblPr>
+      <w:tcPr>
+        <w:shd w:val="clear" w:color="ffffff"/>
+        <w:tcBorders>
+          <w:top w:val="none" w:color="000000" w:sz="4" w:space="0"/>
+          <w:left w:val="none" w:color="000000" w:sz="4" w:space="0"/>
+          <w:bottom w:val="none" w:color="000000" w:sz="4" w:space="0"/>
+          <w:right w:val="none" w:color="000000" w:sz="4" w:space="0"/>
+        </w:tcBorders>
+      </w:tcPr>
+    </w:tblStylePr>
     <w:tblStylePr w:type="nwCell">
       <w:pPr>
         <w:pBdr/>
@@ -6118,9 +6107,9 @@
       </w:tcPr>
     </w:tblStylePr>
   </w:style>
-  <w:style w:type="table" w:styleId="36">
+  <w:style w:type="table" w:styleId="725">
     <w:name w:val="Grid Table 3 - Accent 3"/>
-    <w:basedOn w:val="665"/>
+    <w:basedOn w:val="887"/>
     <w:uiPriority w:val="99"/>
     <w:pPr>
       <w:pBdr/>
@@ -6219,29 +6208,6 @@
         <w:tblBorders/>
       </w:tblPr>
       <w:tcPr>
-        <w:shd w:color="ffffff"/>
-        <w:tcBorders>
-          <w:top w:val="none" w:color="000000" w:sz="4" w:space="0"/>
-          <w:left w:val="none" w:color="000000" w:sz="4" w:space="0"/>
-          <w:bottom w:val="none" w:color="000000" w:sz="4" w:space="0"/>
-          <w:right w:val="none" w:color="000000" w:sz="4" w:space="0"/>
-        </w:tcBorders>
-      </w:tcPr>
-    </w:tblStylePr>
-    <w:tblStylePr w:type="firstRow">
-      <w:rPr>
-        <w:b/>
-        <w:color w:val="404040"/>
-      </w:rPr>
-      <w:pPr>
-        <w:pBdr/>
-        <w:spacing/>
-        <w:ind/>
-      </w:pPr>
-      <w:tblPr>
-        <w:tblBorders/>
-      </w:tblPr>
-      <w:tcPr>
         <w:shd w:val="clear" w:color="ffffff"/>
         <w:tcBorders>
           <w:top w:val="none" w:color="000000" w:sz="4" w:space="0"/>
@@ -6251,30 +6217,7 @@
         </w:tcBorders>
       </w:tcPr>
     </w:tblStylePr>
-    <w:tblStylePr w:type="lastCol">
-      <w:rPr>
-        <w:i/>
-        <w:color w:val="404040"/>
-      </w:rPr>
-      <w:pPr>
-        <w:pBdr/>
-        <w:spacing/>
-        <w:ind/>
-      </w:pPr>
-      <w:tblPr>
-        <w:tblBorders/>
-      </w:tblPr>
-      <w:tcPr>
-        <w:shd w:color="ffffff"/>
-        <w:tcBorders>
-          <w:top w:val="none" w:color="000000" w:sz="4" w:space="0"/>
-          <w:left w:val="none" w:color="000000" w:sz="4" w:space="0"/>
-          <w:bottom w:val="none" w:color="000000" w:sz="4" w:space="0"/>
-          <w:right w:val="none" w:color="000000" w:sz="4" w:space="0"/>
-        </w:tcBorders>
-      </w:tcPr>
-    </w:tblStylePr>
-    <w:tblStylePr w:type="lastRow">
+    <w:tblStylePr w:type="firstRow">
       <w:rPr>
         <w:b/>
         <w:color w:val="404040"/>
@@ -6297,6 +6240,52 @@
         </w:tcBorders>
       </w:tcPr>
     </w:tblStylePr>
+    <w:tblStylePr w:type="lastCol">
+      <w:rPr>
+        <w:i/>
+        <w:color w:val="404040"/>
+      </w:rPr>
+      <w:pPr>
+        <w:pBdr/>
+        <w:spacing/>
+        <w:ind/>
+      </w:pPr>
+      <w:tblPr>
+        <w:tblBorders/>
+      </w:tblPr>
+      <w:tcPr>
+        <w:shd w:val="clear" w:color="ffffff"/>
+        <w:tcBorders>
+          <w:top w:val="none" w:color="000000" w:sz="4" w:space="0"/>
+          <w:left w:val="none" w:color="000000" w:sz="4" w:space="0"/>
+          <w:bottom w:val="none" w:color="000000" w:sz="4" w:space="0"/>
+          <w:right w:val="none" w:color="000000" w:sz="4" w:space="0"/>
+        </w:tcBorders>
+      </w:tcPr>
+    </w:tblStylePr>
+    <w:tblStylePr w:type="lastRow">
+      <w:rPr>
+        <w:b/>
+        <w:color w:val="404040"/>
+      </w:rPr>
+      <w:pPr>
+        <w:pBdr/>
+        <w:spacing/>
+        <w:ind/>
+      </w:pPr>
+      <w:tblPr>
+        <w:tblBorders/>
+      </w:tblPr>
+      <w:tcPr>
+        <w:shd w:val="clear" w:color="ffffff"/>
+        <w:tcBorders>
+          <w:top w:val="none" w:color="000000" w:sz="4" w:space="0"/>
+          <w:left w:val="none" w:color="000000" w:sz="4" w:space="0"/>
+          <w:bottom w:val="none" w:color="000000" w:sz="4" w:space="0"/>
+          <w:right w:val="none" w:color="000000" w:sz="4" w:space="0"/>
+        </w:tcBorders>
+      </w:tcPr>
+    </w:tblStylePr>
     <w:tblStylePr w:type="nwCell">
       <w:pPr>
         <w:pBdr/>
@@ -6363,9 +6352,9 @@
       </w:tcPr>
     </w:tblStylePr>
   </w:style>
-  <w:style w:type="table" w:styleId="37">
+  <w:style w:type="table" w:styleId="726">
     <w:name w:val="Grid Table 3 - Accent 4"/>
-    <w:basedOn w:val="665"/>
+    <w:basedOn w:val="887"/>
     <w:uiPriority w:val="99"/>
     <w:pPr>
       <w:pBdr/>
@@ -6464,29 +6453,6 @@
         <w:tblBorders/>
       </w:tblPr>
       <w:tcPr>
-        <w:shd w:color="ffffff"/>
-        <w:tcBorders>
-          <w:top w:val="none" w:color="000000" w:sz="4" w:space="0"/>
-          <w:left w:val="none" w:color="000000" w:sz="4" w:space="0"/>
-          <w:bottom w:val="none" w:color="000000" w:sz="4" w:space="0"/>
-          <w:right w:val="none" w:color="000000" w:sz="4" w:space="0"/>
-        </w:tcBorders>
-      </w:tcPr>
-    </w:tblStylePr>
-    <w:tblStylePr w:type="firstRow">
-      <w:rPr>
-        <w:b/>
-        <w:color w:val="404040"/>
-      </w:rPr>
-      <w:pPr>
-        <w:pBdr/>
-        <w:spacing/>
-        <w:ind/>
-      </w:pPr>
-      <w:tblPr>
-        <w:tblBorders/>
-      </w:tblPr>
-      <w:tcPr>
         <w:shd w:val="clear" w:color="ffffff"/>
         <w:tcBorders>
           <w:top w:val="none" w:color="000000" w:sz="4" w:space="0"/>
@@ -6496,30 +6462,7 @@
         </w:tcBorders>
       </w:tcPr>
     </w:tblStylePr>
-    <w:tblStylePr w:type="lastCol">
-      <w:rPr>
-        <w:i/>
-        <w:color w:val="404040"/>
-      </w:rPr>
-      <w:pPr>
-        <w:pBdr/>
-        <w:spacing/>
-        <w:ind/>
-      </w:pPr>
-      <w:tblPr>
-        <w:tblBorders/>
-      </w:tblPr>
-      <w:tcPr>
-        <w:shd w:color="ffffff"/>
-        <w:tcBorders>
-          <w:top w:val="none" w:color="000000" w:sz="4" w:space="0"/>
-          <w:left w:val="none" w:color="000000" w:sz="4" w:space="0"/>
-          <w:bottom w:val="none" w:color="000000" w:sz="4" w:space="0"/>
-          <w:right w:val="none" w:color="000000" w:sz="4" w:space="0"/>
-        </w:tcBorders>
-      </w:tcPr>
-    </w:tblStylePr>
-    <w:tblStylePr w:type="lastRow">
+    <w:tblStylePr w:type="firstRow">
       <w:rPr>
         <w:b/>
         <w:color w:val="404040"/>
@@ -6542,6 +6485,52 @@
         </w:tcBorders>
       </w:tcPr>
     </w:tblStylePr>
+    <w:tblStylePr w:type="lastCol">
+      <w:rPr>
+        <w:i/>
+        <w:color w:val="404040"/>
+      </w:rPr>
+      <w:pPr>
+        <w:pBdr/>
+        <w:spacing/>
+        <w:ind/>
+      </w:pPr>
+      <w:tblPr>
+        <w:tblBorders/>
+      </w:tblPr>
+      <w:tcPr>
+        <w:shd w:val="clear" w:color="ffffff"/>
+        <w:tcBorders>
+          <w:top w:val="none" w:color="000000" w:sz="4" w:space="0"/>
+          <w:left w:val="none" w:color="000000" w:sz="4" w:space="0"/>
+          <w:bottom w:val="none" w:color="000000" w:sz="4" w:space="0"/>
+          <w:right w:val="none" w:color="000000" w:sz="4" w:space="0"/>
+        </w:tcBorders>
+      </w:tcPr>
+    </w:tblStylePr>
+    <w:tblStylePr w:type="lastRow">
+      <w:rPr>
+        <w:b/>
+        <w:color w:val="404040"/>
+      </w:rPr>
+      <w:pPr>
+        <w:pBdr/>
+        <w:spacing/>
+        <w:ind/>
+      </w:pPr>
+      <w:tblPr>
+        <w:tblBorders/>
+      </w:tblPr>
+      <w:tcPr>
+        <w:shd w:val="clear" w:color="ffffff"/>
+        <w:tcBorders>
+          <w:top w:val="none" w:color="000000" w:sz="4" w:space="0"/>
+          <w:left w:val="none" w:color="000000" w:sz="4" w:space="0"/>
+          <w:bottom w:val="none" w:color="000000" w:sz="4" w:space="0"/>
+          <w:right w:val="none" w:color="000000" w:sz="4" w:space="0"/>
+        </w:tcBorders>
+      </w:tcPr>
+    </w:tblStylePr>
     <w:tblStylePr w:type="nwCell">
       <w:pPr>
         <w:pBdr/>
@@ -6608,9 +6597,9 @@
       </w:tcPr>
     </w:tblStylePr>
   </w:style>
-  <w:style w:type="table" w:styleId="38">
+  <w:style w:type="table" w:styleId="727">
     <w:name w:val="Grid Table 3 - Accent 5"/>
-    <w:basedOn w:val="665"/>
+    <w:basedOn w:val="887"/>
     <w:uiPriority w:val="99"/>
     <w:pPr>
       <w:pBdr/>
@@ -6709,29 +6698,6 @@
         <w:tblBorders/>
       </w:tblPr>
       <w:tcPr>
-        <w:shd w:color="ffffff"/>
-        <w:tcBorders>
-          <w:top w:val="none" w:color="000000" w:sz="4" w:space="0"/>
-          <w:left w:val="none" w:color="000000" w:sz="4" w:space="0"/>
-          <w:bottom w:val="none" w:color="000000" w:sz="4" w:space="0"/>
-          <w:right w:val="none" w:color="000000" w:sz="4" w:space="0"/>
-        </w:tcBorders>
-      </w:tcPr>
-    </w:tblStylePr>
-    <w:tblStylePr w:type="firstRow">
-      <w:rPr>
-        <w:b/>
-        <w:color w:val="404040"/>
-      </w:rPr>
-      <w:pPr>
-        <w:pBdr/>
-        <w:spacing/>
-        <w:ind/>
-      </w:pPr>
-      <w:tblPr>
-        <w:tblBorders/>
-      </w:tblPr>
-      <w:tcPr>
         <w:shd w:val="clear" w:color="ffffff"/>
         <w:tcBorders>
           <w:top w:val="none" w:color="000000" w:sz="4" w:space="0"/>
@@ -6741,30 +6707,7 @@
         </w:tcBorders>
       </w:tcPr>
     </w:tblStylePr>
-    <w:tblStylePr w:type="lastCol">
-      <w:rPr>
-        <w:i/>
-        <w:color w:val="404040"/>
-      </w:rPr>
-      <w:pPr>
-        <w:pBdr/>
-        <w:spacing/>
-        <w:ind/>
-      </w:pPr>
-      <w:tblPr>
-        <w:tblBorders/>
-      </w:tblPr>
-      <w:tcPr>
-        <w:shd w:color="ffffff"/>
-        <w:tcBorders>
-          <w:top w:val="none" w:color="000000" w:sz="4" w:space="0"/>
-          <w:left w:val="none" w:color="000000" w:sz="4" w:space="0"/>
-          <w:bottom w:val="none" w:color="000000" w:sz="4" w:space="0"/>
-          <w:right w:val="none" w:color="000000" w:sz="4" w:space="0"/>
-        </w:tcBorders>
-      </w:tcPr>
-    </w:tblStylePr>
-    <w:tblStylePr w:type="lastRow">
+    <w:tblStylePr w:type="firstRow">
       <w:rPr>
         <w:b/>
         <w:color w:val="404040"/>
@@ -6787,6 +6730,52 @@
         </w:tcBorders>
       </w:tcPr>
     </w:tblStylePr>
+    <w:tblStylePr w:type="lastCol">
+      <w:rPr>
+        <w:i/>
+        <w:color w:val="404040"/>
+      </w:rPr>
+      <w:pPr>
+        <w:pBdr/>
+        <w:spacing/>
+        <w:ind/>
+      </w:pPr>
+      <w:tblPr>
+        <w:tblBorders/>
+      </w:tblPr>
+      <w:tcPr>
+        <w:shd w:val="clear" w:color="ffffff"/>
+        <w:tcBorders>
+          <w:top w:val="none" w:color="000000" w:sz="4" w:space="0"/>
+          <w:left w:val="none" w:color="000000" w:sz="4" w:space="0"/>
+          <w:bottom w:val="none" w:color="000000" w:sz="4" w:space="0"/>
+          <w:right w:val="none" w:color="000000" w:sz="4" w:space="0"/>
+        </w:tcBorders>
+      </w:tcPr>
+    </w:tblStylePr>
+    <w:tblStylePr w:type="lastRow">
+      <w:rPr>
+        <w:b/>
+        <w:color w:val="404040"/>
+      </w:rPr>
+      <w:pPr>
+        <w:pBdr/>
+        <w:spacing/>
+        <w:ind/>
+      </w:pPr>
+      <w:tblPr>
+        <w:tblBorders/>
+      </w:tblPr>
+      <w:tcPr>
+        <w:shd w:val="clear" w:color="ffffff"/>
+        <w:tcBorders>
+          <w:top w:val="none" w:color="000000" w:sz="4" w:space="0"/>
+          <w:left w:val="none" w:color="000000" w:sz="4" w:space="0"/>
+          <w:bottom w:val="none" w:color="000000" w:sz="4" w:space="0"/>
+          <w:right w:val="none" w:color="000000" w:sz="4" w:space="0"/>
+        </w:tcBorders>
+      </w:tcPr>
+    </w:tblStylePr>
     <w:tblStylePr w:type="nwCell">
       <w:pPr>
         <w:pBdr/>
@@ -6853,9 +6842,9 @@
       </w:tcPr>
     </w:tblStylePr>
   </w:style>
-  <w:style w:type="table" w:styleId="39">
+  <w:style w:type="table" w:styleId="728">
     <w:name w:val="Grid Table 3 - Accent 6"/>
-    <w:basedOn w:val="665"/>
+    <w:basedOn w:val="887"/>
     <w:uiPriority w:val="99"/>
     <w:pPr>
       <w:pBdr/>
@@ -6954,29 +6943,6 @@
         <w:tblBorders/>
       </w:tblPr>
       <w:tcPr>
-        <w:shd w:color="ffffff"/>
-        <w:tcBorders>
-          <w:top w:val="none" w:color="000000" w:sz="4" w:space="0"/>
-          <w:left w:val="none" w:color="000000" w:sz="4" w:space="0"/>
-          <w:bottom w:val="none" w:color="000000" w:sz="4" w:space="0"/>
-          <w:right w:val="none" w:color="000000" w:sz="4" w:space="0"/>
-        </w:tcBorders>
-      </w:tcPr>
-    </w:tblStylePr>
-    <w:tblStylePr w:type="firstRow">
-      <w:rPr>
-        <w:b/>
-        <w:color w:val="404040"/>
-      </w:rPr>
-      <w:pPr>
-        <w:pBdr/>
-        <w:spacing/>
-        <w:ind/>
-      </w:pPr>
-      <w:tblPr>
-        <w:tblBorders/>
-      </w:tblPr>
-      <w:tcPr>
         <w:shd w:val="clear" w:color="ffffff"/>
         <w:tcBorders>
           <w:top w:val="none" w:color="000000" w:sz="4" w:space="0"/>
@@ -6986,30 +6952,7 @@
         </w:tcBorders>
       </w:tcPr>
     </w:tblStylePr>
-    <w:tblStylePr w:type="lastCol">
-      <w:rPr>
-        <w:i/>
-        <w:color w:val="404040"/>
-      </w:rPr>
-      <w:pPr>
-        <w:pBdr/>
-        <w:spacing/>
-        <w:ind/>
-      </w:pPr>
-      <w:tblPr>
-        <w:tblBorders/>
-      </w:tblPr>
-      <w:tcPr>
-        <w:shd w:color="ffffff"/>
-        <w:tcBorders>
-          <w:top w:val="none" w:color="000000" w:sz="4" w:space="0"/>
-          <w:left w:val="none" w:color="000000" w:sz="4" w:space="0"/>
-          <w:bottom w:val="none" w:color="000000" w:sz="4" w:space="0"/>
-          <w:right w:val="none" w:color="000000" w:sz="4" w:space="0"/>
-        </w:tcBorders>
-      </w:tcPr>
-    </w:tblStylePr>
-    <w:tblStylePr w:type="lastRow">
+    <w:tblStylePr w:type="firstRow">
       <w:rPr>
         <w:b/>
         <w:color w:val="404040"/>
@@ -7032,6 +6975,52 @@
         </w:tcBorders>
       </w:tcPr>
     </w:tblStylePr>
+    <w:tblStylePr w:type="lastCol">
+      <w:rPr>
+        <w:i/>
+        <w:color w:val="404040"/>
+      </w:rPr>
+      <w:pPr>
+        <w:pBdr/>
+        <w:spacing/>
+        <w:ind/>
+      </w:pPr>
+      <w:tblPr>
+        <w:tblBorders/>
+      </w:tblPr>
+      <w:tcPr>
+        <w:shd w:val="clear" w:color="ffffff"/>
+        <w:tcBorders>
+          <w:top w:val="none" w:color="000000" w:sz="4" w:space="0"/>
+          <w:left w:val="none" w:color="000000" w:sz="4" w:space="0"/>
+          <w:bottom w:val="none" w:color="000000" w:sz="4" w:space="0"/>
+          <w:right w:val="none" w:color="000000" w:sz="4" w:space="0"/>
+        </w:tcBorders>
+      </w:tcPr>
+    </w:tblStylePr>
+    <w:tblStylePr w:type="lastRow">
+      <w:rPr>
+        <w:b/>
+        <w:color w:val="404040"/>
+      </w:rPr>
+      <w:pPr>
+        <w:pBdr/>
+        <w:spacing/>
+        <w:ind/>
+      </w:pPr>
+      <w:tblPr>
+        <w:tblBorders/>
+      </w:tblPr>
+      <w:tcPr>
+        <w:shd w:val="clear" w:color="ffffff"/>
+        <w:tcBorders>
+          <w:top w:val="none" w:color="000000" w:sz="4" w:space="0"/>
+          <w:left w:val="none" w:color="000000" w:sz="4" w:space="0"/>
+          <w:bottom w:val="none" w:color="000000" w:sz="4" w:space="0"/>
+          <w:right w:val="none" w:color="000000" w:sz="4" w:space="0"/>
+        </w:tcBorders>
+      </w:tcPr>
+    </w:tblStylePr>
     <w:tblStylePr w:type="nwCell">
       <w:pPr>
         <w:pBdr/>
@@ -7098,9 +7087,9 @@
       </w:tcPr>
     </w:tblStylePr>
   </w:style>
-  <w:style w:type="table" w:styleId="40">
+  <w:style w:type="table" w:styleId="729">
     <w:name w:val="Grid Table 4"/>
-    <w:basedOn w:val="665"/>
+    <w:basedOn w:val="887"/>
     <w:uiPriority w:val="59"/>
     <w:pPr>
       <w:pBdr/>
@@ -7331,9 +7320,9 @@
       </w:tcPr>
     </w:tblStylePr>
   </w:style>
-  <w:style w:type="table" w:styleId="41">
+  <w:style w:type="table" w:styleId="730">
     <w:name w:val="Grid Table 4 - Accent 1"/>
-    <w:basedOn w:val="665"/>
+    <w:basedOn w:val="887"/>
     <w:uiPriority w:val="59"/>
     <w:pPr>
       <w:pBdr/>
@@ -7564,9 +7553,9 @@
       </w:tcPr>
     </w:tblStylePr>
   </w:style>
-  <w:style w:type="table" w:styleId="42">
+  <w:style w:type="table" w:styleId="731">
     <w:name w:val="Grid Table 4 - Accent 2"/>
-    <w:basedOn w:val="665"/>
+    <w:basedOn w:val="887"/>
     <w:uiPriority w:val="59"/>
     <w:pPr>
       <w:pBdr/>
@@ -7797,9 +7786,9 @@
       </w:tcPr>
     </w:tblStylePr>
   </w:style>
-  <w:style w:type="table" w:styleId="43">
+  <w:style w:type="table" w:styleId="732">
     <w:name w:val="Grid Table 4 - Accent 3"/>
-    <w:basedOn w:val="665"/>
+    <w:basedOn w:val="887"/>
     <w:uiPriority w:val="59"/>
     <w:pPr>
       <w:pBdr/>
@@ -8030,9 +8019,9 @@
       </w:tcPr>
     </w:tblStylePr>
   </w:style>
-  <w:style w:type="table" w:styleId="44">
+  <w:style w:type="table" w:styleId="733">
     <w:name w:val="Grid Table 4 - Accent 4"/>
-    <w:basedOn w:val="665"/>
+    <w:basedOn w:val="887"/>
     <w:uiPriority w:val="59"/>
     <w:pPr>
       <w:pBdr/>
@@ -8263,9 +8252,9 @@
       </w:tcPr>
     </w:tblStylePr>
   </w:style>
-  <w:style w:type="table" w:styleId="45">
+  <w:style w:type="table" w:styleId="734">
     <w:name w:val="Grid Table 4 - Accent 5"/>
-    <w:basedOn w:val="665"/>
+    <w:basedOn w:val="887"/>
     <w:uiPriority w:val="59"/>
     <w:pPr>
       <w:pBdr/>
@@ -8496,9 +8485,9 @@
       </w:tcPr>
     </w:tblStylePr>
   </w:style>
-  <w:style w:type="table" w:styleId="46">
+  <w:style w:type="table" w:styleId="735">
     <w:name w:val="Grid Table 4 - Accent 6"/>
-    <w:basedOn w:val="665"/>
+    <w:basedOn w:val="887"/>
     <w:uiPriority w:val="59"/>
     <w:pPr>
       <w:pBdr/>
@@ -8729,9 +8718,9 @@
       </w:tcPr>
     </w:tblStylePr>
   </w:style>
-  <w:style w:type="table" w:styleId="47">
+  <w:style w:type="table" w:styleId="736">
     <w:name w:val="Grid Table 5 Dark"/>
-    <w:basedOn w:val="665"/>
+    <w:basedOn w:val="887"/>
     <w:uiPriority w:val="99"/>
     <w:pPr>
       <w:pBdr/>
@@ -8957,9 +8946,9 @@
       </w:tcPr>
     </w:tblStylePr>
   </w:style>
-  <w:style w:type="table" w:styleId="48">
+  <w:style w:type="table" w:styleId="737">
     <w:name w:val="Grid Table 5 Dark- Accent 1"/>
-    <w:basedOn w:val="665"/>
+    <w:basedOn w:val="887"/>
     <w:uiPriority w:val="99"/>
     <w:pPr>
       <w:pBdr/>
@@ -9185,9 +9174,9 @@
       </w:tcPr>
     </w:tblStylePr>
   </w:style>
-  <w:style w:type="table" w:styleId="49">
+  <w:style w:type="table" w:styleId="738">
     <w:name w:val="Grid Table 5 Dark - Accent 2"/>
-    <w:basedOn w:val="665"/>
+    <w:basedOn w:val="887"/>
     <w:uiPriority w:val="99"/>
     <w:pPr>
       <w:pBdr/>
@@ -9413,9 +9402,9 @@
       </w:tcPr>
     </w:tblStylePr>
   </w:style>
-  <w:style w:type="table" w:styleId="50">
+  <w:style w:type="table" w:styleId="739">
     <w:name w:val="Grid Table 5 Dark - Accent 3"/>
-    <w:basedOn w:val="665"/>
+    <w:basedOn w:val="887"/>
     <w:uiPriority w:val="99"/>
     <w:pPr>
       <w:pBdr/>
@@ -9641,9 +9630,9 @@
       </w:tcPr>
     </w:tblStylePr>
   </w:style>
-  <w:style w:type="table" w:styleId="51">
+  <w:style w:type="table" w:styleId="740">
     <w:name w:val="Grid Table 5 Dark- Accent 4"/>
-    <w:basedOn w:val="665"/>
+    <w:basedOn w:val="887"/>
     <w:uiPriority w:val="99"/>
     <w:pPr>
       <w:pBdr/>
@@ -9869,9 +9858,9 @@
       </w:tcPr>
     </w:tblStylePr>
   </w:style>
-  <w:style w:type="table" w:styleId="52">
+  <w:style w:type="table" w:styleId="741">
     <w:name w:val="Grid Table 5 Dark - Accent 5"/>
-    <w:basedOn w:val="665"/>
+    <w:basedOn w:val="887"/>
     <w:uiPriority w:val="99"/>
     <w:pPr>
       <w:pBdr/>
@@ -10097,9 +10086,9 @@
       </w:tcPr>
     </w:tblStylePr>
   </w:style>
-  <w:style w:type="table" w:styleId="53">
+  <w:style w:type="table" w:styleId="742">
     <w:name w:val="Grid Table 5 Dark - Accent 6"/>
-    <w:basedOn w:val="665"/>
+    <w:basedOn w:val="887"/>
     <w:uiPriority w:val="99"/>
     <w:pPr>
       <w:pBdr/>
@@ -10325,9 +10314,9 @@
       </w:tcPr>
     </w:tblStylePr>
   </w:style>
-  <w:style w:type="table" w:styleId="54">
+  <w:style w:type="table" w:styleId="743">
     <w:name w:val="Grid Table 6 Colorful"/>
-    <w:basedOn w:val="665"/>
+    <w:basedOn w:val="887"/>
     <w:uiPriority w:val="99"/>
     <w:pPr>
       <w:pBdr/>
@@ -10555,9 +10544,9 @@
       </w:tcPr>
     </w:tblStylePr>
   </w:style>
-  <w:style w:type="table" w:styleId="55">
+  <w:style w:type="table" w:styleId="744">
     <w:name w:val="Grid Table 6 Colorful - Accent 1"/>
-    <w:basedOn w:val="665"/>
+    <w:basedOn w:val="887"/>
     <w:uiPriority w:val="99"/>
     <w:pPr>
       <w:pBdr/>
@@ -10785,9 +10774,9 @@
       </w:tcPr>
     </w:tblStylePr>
   </w:style>
-  <w:style w:type="table" w:styleId="56">
+  <w:style w:type="table" w:styleId="745">
     <w:name w:val="Grid Table 6 Colorful - Accent 2"/>
-    <w:basedOn w:val="665"/>
+    <w:basedOn w:val="887"/>
     <w:uiPriority w:val="99"/>
     <w:pPr>
       <w:pBdr/>
@@ -11015,9 +11004,9 @@
       </w:tcPr>
     </w:tblStylePr>
   </w:style>
-  <w:style w:type="table" w:styleId="57">
+  <w:style w:type="table" w:styleId="746">
     <w:name w:val="Grid Table 6 Colorful - Accent 3"/>
-    <w:basedOn w:val="665"/>
+    <w:basedOn w:val="887"/>
     <w:uiPriority w:val="99"/>
     <w:pPr>
       <w:pBdr/>
@@ -11245,9 +11234,9 @@
       </w:tcPr>
     </w:tblStylePr>
   </w:style>
-  <w:style w:type="table" w:styleId="58">
+  <w:style w:type="table" w:styleId="747">
     <w:name w:val="Grid Table 6 Colorful - Accent 4"/>
-    <w:basedOn w:val="665"/>
+    <w:basedOn w:val="887"/>
     <w:uiPriority w:val="99"/>
     <w:pPr>
       <w:pBdr/>
@@ -11475,9 +11464,9 @@
       </w:tcPr>
     </w:tblStylePr>
   </w:style>
-  <w:style w:type="table" w:styleId="59">
+  <w:style w:type="table" w:styleId="748">
     <w:name w:val="Grid Table 6 Colorful - Accent 5"/>
-    <w:basedOn w:val="665"/>
+    <w:basedOn w:val="887"/>
     <w:uiPriority w:val="99"/>
     <w:pPr>
       <w:pBdr/>
@@ -11705,9 +11694,9 @@
       </w:tcPr>
     </w:tblStylePr>
   </w:style>
-  <w:style w:type="table" w:styleId="60">
+  <w:style w:type="table" w:styleId="749">
     <w:name w:val="Grid Table 6 Colorful - Accent 6"/>
-    <w:basedOn w:val="665"/>
+    <w:basedOn w:val="887"/>
     <w:uiPriority w:val="99"/>
     <w:pPr>
       <w:pBdr/>
@@ -11935,9 +11924,9 @@
       </w:tcPr>
     </w:tblStylePr>
   </w:style>
-  <w:style w:type="table" w:styleId="61">
+  <w:style w:type="table" w:styleId="750">
     <w:name w:val="Grid Table 7 Colorful"/>
-    <w:basedOn w:val="665"/>
+    <w:basedOn w:val="887"/>
     <w:uiPriority w:val="99"/>
     <w:pPr>
       <w:pBdr/>
@@ -12039,11 +12028,11 @@
         <w:tblBorders/>
       </w:tblPr>
       <w:tcPr>
-        <w:shd w:color="ffffff"/>
+        <w:shd w:val="clear" w:color="ffffff"/>
         <w:tcBorders>
-          <w:top w:val="none"/>
-          <w:left w:val="none"/>
-          <w:bottom w:val="none"/>
+          <w:top w:val="none" w:color="000000" w:sz="4" w:space="0"/>
+          <w:left w:val="none" w:color="000000" w:sz="4" w:space="0"/>
+          <w:bottom w:val="none" w:color="000000" w:sz="4" w:space="0"/>
           <w:right w:val="single" w:color="000000" w:themeColor="text1" w:themeTint="80" w:sz="4" w:space="0"/>
         </w:tcBorders>
       </w:tcPr>
@@ -12066,10 +12055,10 @@
       <w:tcPr>
         <w:shd w:val="clear" w:color="ffffff" w:themeColor="light1" w:fill="ffffff" w:themeFill="light1"/>
         <w:tcBorders>
-          <w:top w:val="none"/>
-          <w:left w:val="none"/>
+          <w:top w:val="none" w:color="000000" w:sz="4" w:space="0"/>
+          <w:left w:val="none" w:color="000000" w:sz="4" w:space="0"/>
           <w:bottom w:val="single" w:color="000000" w:themeColor="text1" w:themeTint="80" w:sz="4" w:space="0"/>
-          <w:right w:val="none"/>
+          <w:right w:val="none" w:color="000000" w:sz="4" w:space="0"/>
         </w:tcBorders>
       </w:tcPr>
     </w:tblStylePr>
@@ -12089,12 +12078,12 @@
         <w:tblBorders/>
       </w:tblPr>
       <w:tcPr>
-        <w:shd w:color="ffffff"/>
+        <w:shd w:val="clear" w:color="ffffff"/>
         <w:tcBorders>
-          <w:top w:val="none"/>
+          <w:top w:val="none" w:color="000000" w:sz="4" w:space="0"/>
           <w:left w:val="single" w:color="000000" w:themeColor="text1" w:themeTint="80" w:sz="4" w:space="0"/>
-          <w:bottom w:val="none"/>
-          <w:right w:val="none"/>
+          <w:bottom w:val="none" w:color="000000" w:sz="4" w:space="0"/>
+          <w:right w:val="none" w:color="000000" w:sz="4" w:space="0"/>
         </w:tcBorders>
       </w:tcPr>
     </w:tblStylePr>
@@ -12117,9 +12106,9 @@
         <w:shd w:val="clear" w:color="ffffff" w:themeColor="light1" w:fill="ffffff" w:themeFill="light1"/>
         <w:tcBorders>
           <w:top w:val="single" w:color="000000" w:themeColor="text1" w:themeTint="80" w:sz="4" w:space="0"/>
-          <w:left w:val="none"/>
-          <w:bottom w:val="none"/>
-          <w:right w:val="none"/>
+          <w:left w:val="none" w:color="000000" w:sz="4" w:space="0"/>
+          <w:bottom w:val="none" w:color="000000" w:sz="4" w:space="0"/>
+          <w:right w:val="none" w:color="000000" w:sz="4" w:space="0"/>
         </w:tcBorders>
       </w:tcPr>
     </w:tblStylePr>
@@ -12189,9 +12178,9 @@
       </w:tcPr>
     </w:tblStylePr>
   </w:style>
-  <w:style w:type="table" w:styleId="62">
+  <w:style w:type="table" w:styleId="751">
     <w:name w:val="Grid Table 7 Colorful - Accent 1"/>
-    <w:basedOn w:val="665"/>
+    <w:basedOn w:val="887"/>
     <w:uiPriority w:val="99"/>
     <w:pPr>
       <w:pBdr/>
@@ -12293,11 +12282,11 @@
         <w:tblBorders/>
       </w:tblPr>
       <w:tcPr>
-        <w:shd w:color="ffffff"/>
+        <w:shd w:val="clear" w:color="ffffff"/>
         <w:tcBorders>
-          <w:top w:val="none"/>
-          <w:left w:val="none"/>
-          <w:bottom w:val="none"/>
+          <w:top w:val="none" w:color="000000" w:sz="4" w:space="0"/>
+          <w:left w:val="none" w:color="000000" w:sz="4" w:space="0"/>
+          <w:bottom w:val="none" w:color="000000" w:sz="4" w:space="0"/>
           <w:right w:val="single" w:color="000000" w:themeColor="accent1" w:themeTint="80" w:sz="4" w:space="0"/>
         </w:tcBorders>
       </w:tcPr>
@@ -12320,10 +12309,10 @@
       <w:tcPr>
         <w:shd w:val="clear" w:color="ffffff" w:themeColor="light1" w:fill="ffffff" w:themeFill="light1"/>
         <w:tcBorders>
-          <w:top w:val="none"/>
-          <w:left w:val="none"/>
+          <w:top w:val="none" w:color="000000" w:sz="4" w:space="0"/>
+          <w:left w:val="none" w:color="000000" w:sz="4" w:space="0"/>
           <w:bottom w:val="single" w:color="000000" w:themeColor="accent1" w:themeTint="80" w:sz="4" w:space="0"/>
-          <w:right w:val="none"/>
+          <w:right w:val="none" w:color="000000" w:sz="4" w:space="0"/>
         </w:tcBorders>
       </w:tcPr>
     </w:tblStylePr>
@@ -12343,12 +12332,12 @@
         <w:tblBorders/>
       </w:tblPr>
       <w:tcPr>
-        <w:shd w:color="ffffff"/>
+        <w:shd w:val="clear" w:color="ffffff"/>
         <w:tcBorders>
-          <w:top w:val="none"/>
+          <w:top w:val="none" w:color="000000" w:sz="4" w:space="0"/>
           <w:left w:val="single" w:color="000000" w:themeColor="accent1" w:themeTint="80" w:sz="4" w:space="0"/>
-          <w:bottom w:val="none"/>
-          <w:right w:val="none"/>
+          <w:bottom w:val="none" w:color="000000" w:sz="4" w:space="0"/>
+          <w:right w:val="none" w:color="000000" w:sz="4" w:space="0"/>
         </w:tcBorders>
       </w:tcPr>
     </w:tblStylePr>
@@ -12371,9 +12360,9 @@
         <w:shd w:val="clear" w:color="ffffff" w:themeColor="light1" w:fill="ffffff" w:themeFill="light1"/>
         <w:tcBorders>
           <w:top w:val="single" w:color="000000" w:themeColor="accent1" w:themeTint="80" w:sz="4" w:space="0"/>
-          <w:left w:val="none"/>
-          <w:bottom w:val="none"/>
-          <w:right w:val="none"/>
+          <w:left w:val="none" w:color="000000" w:sz="4" w:space="0"/>
+          <w:bottom w:val="none" w:color="000000" w:sz="4" w:space="0"/>
+          <w:right w:val="none" w:color="000000" w:sz="4" w:space="0"/>
         </w:tcBorders>
       </w:tcPr>
     </w:tblStylePr>
@@ -12443,9 +12432,9 @@
       </w:tcPr>
     </w:tblStylePr>
   </w:style>
-  <w:style w:type="table" w:styleId="63">
+  <w:style w:type="table" w:styleId="752">
     <w:name w:val="Grid Table 7 Colorful - Accent 2"/>
-    <w:basedOn w:val="665"/>
+    <w:basedOn w:val="887"/>
     <w:uiPriority w:val="99"/>
     <w:pPr>
       <w:pBdr/>
@@ -12547,11 +12536,11 @@
         <w:tblBorders/>
       </w:tblPr>
       <w:tcPr>
-        <w:shd w:color="ffffff"/>
+        <w:shd w:val="clear" w:color="ffffff"/>
         <w:tcBorders>
-          <w:top w:val="none"/>
-          <w:left w:val="none"/>
-          <w:bottom w:val="none"/>
+          <w:top w:val="none" w:color="000000" w:sz="4" w:space="0"/>
+          <w:left w:val="none" w:color="000000" w:sz="4" w:space="0"/>
+          <w:bottom w:val="none" w:color="000000" w:sz="4" w:space="0"/>
           <w:right w:val="single" w:color="000000" w:themeColor="accent2" w:themeTint="97" w:sz="4" w:space="0"/>
         </w:tcBorders>
       </w:tcPr>
@@ -12574,10 +12563,10 @@
       <w:tcPr>
         <w:shd w:val="clear" w:color="ffffff" w:themeColor="light1" w:fill="ffffff" w:themeFill="light1"/>
         <w:tcBorders>
-          <w:top w:val="none"/>
-          <w:left w:val="none"/>
+          <w:top w:val="none" w:color="000000" w:sz="4" w:space="0"/>
+          <w:left w:val="none" w:color="000000" w:sz="4" w:space="0"/>
           <w:bottom w:val="single" w:color="000000" w:themeColor="accent2" w:themeTint="97" w:sz="4" w:space="0"/>
-          <w:right w:val="none"/>
+          <w:right w:val="none" w:color="000000" w:sz="4" w:space="0"/>
         </w:tcBorders>
       </w:tcPr>
     </w:tblStylePr>
@@ -12597,12 +12586,12 @@
         <w:tblBorders/>
       </w:tblPr>
       <w:tcPr>
-        <w:shd w:color="ffffff"/>
+        <w:shd w:val="clear" w:color="ffffff"/>
         <w:tcBorders>
-          <w:top w:val="none"/>
+          <w:top w:val="none" w:color="000000" w:sz="4" w:space="0"/>
           <w:left w:val="single" w:color="000000" w:themeColor="accent2" w:themeTint="97" w:sz="4" w:space="0"/>
-          <w:bottom w:val="none"/>
-          <w:right w:val="none"/>
+          <w:bottom w:val="none" w:color="000000" w:sz="4" w:space="0"/>
+          <w:right w:val="none" w:color="000000" w:sz="4" w:space="0"/>
         </w:tcBorders>
       </w:tcPr>
     </w:tblStylePr>
@@ -12625,9 +12614,9 @@
         <w:shd w:val="clear" w:color="ffffff" w:themeColor="light1" w:fill="ffffff" w:themeFill="light1"/>
         <w:tcBorders>
           <w:top w:val="single" w:color="000000" w:themeColor="accent2" w:themeTint="97" w:sz="4" w:space="0"/>
-          <w:left w:val="none"/>
-          <w:bottom w:val="none"/>
-          <w:right w:val="none"/>
+          <w:left w:val="none" w:color="000000" w:sz="4" w:space="0"/>
+          <w:bottom w:val="none" w:color="000000" w:sz="4" w:space="0"/>
+          <w:right w:val="none" w:color="000000" w:sz="4" w:space="0"/>
         </w:tcBorders>
       </w:tcPr>
     </w:tblStylePr>
@@ -12697,9 +12686,9 @@
       </w:tcPr>
     </w:tblStylePr>
   </w:style>
-  <w:style w:type="table" w:styleId="64">
+  <w:style w:type="table" w:styleId="753">
     <w:name w:val="Grid Table 7 Colorful - Accent 3"/>
-    <w:basedOn w:val="665"/>
+    <w:basedOn w:val="887"/>
     <w:uiPriority w:val="99"/>
     <w:pPr>
       <w:pBdr/>
@@ -12801,11 +12790,11 @@
         <w:tblBorders/>
       </w:tblPr>
       <w:tcPr>
-        <w:shd w:color="ffffff"/>
+        <w:shd w:val="clear" w:color="ffffff"/>
         <w:tcBorders>
-          <w:top w:val="none"/>
-          <w:left w:val="none"/>
-          <w:bottom w:val="none"/>
+          <w:top w:val="none" w:color="000000" w:sz="4" w:space="0"/>
+          <w:left w:val="none" w:color="000000" w:sz="4" w:space="0"/>
+          <w:bottom w:val="none" w:color="000000" w:sz="4" w:space="0"/>
           <w:right w:val="single" w:color="000000" w:themeColor="accent3" w:themeTint="FE" w:sz="4" w:space="0"/>
         </w:tcBorders>
       </w:tcPr>
@@ -12828,10 +12817,10 @@
       <w:tcPr>
         <w:shd w:val="clear" w:color="ffffff" w:themeColor="light1" w:fill="ffffff" w:themeFill="light1"/>
         <w:tcBorders>
-          <w:top w:val="none"/>
-          <w:left w:val="none"/>
+          <w:top w:val="none" w:color="000000" w:sz="4" w:space="0"/>
+          <w:left w:val="none" w:color="000000" w:sz="4" w:space="0"/>
           <w:bottom w:val="single" w:color="000000" w:themeColor="accent3" w:themeTint="FE" w:sz="4" w:space="0"/>
-          <w:right w:val="none"/>
+          <w:right w:val="none" w:color="000000" w:sz="4" w:space="0"/>
         </w:tcBorders>
       </w:tcPr>
     </w:tblStylePr>
@@ -12851,12 +12840,12 @@
         <w:tblBorders/>
       </w:tblPr>
       <w:tcPr>
-        <w:shd w:color="ffffff"/>
+        <w:shd w:val="clear" w:color="ffffff"/>
         <w:tcBorders>
-          <w:top w:val="none"/>
+          <w:top w:val="none" w:color="000000" w:sz="4" w:space="0"/>
           <w:left w:val="single" w:color="000000" w:themeColor="accent3" w:themeTint="FE" w:sz="4" w:space="0"/>
-          <w:bottom w:val="none"/>
-          <w:right w:val="none"/>
+          <w:bottom w:val="none" w:color="000000" w:sz="4" w:space="0"/>
+          <w:right w:val="none" w:color="000000" w:sz="4" w:space="0"/>
         </w:tcBorders>
       </w:tcPr>
     </w:tblStylePr>
@@ -12879,9 +12868,9 @@
         <w:shd w:val="clear" w:color="ffffff" w:themeColor="light1" w:fill="ffffff" w:themeFill="light1"/>
         <w:tcBorders>
           <w:top w:val="single" w:color="000000" w:themeColor="accent3" w:themeTint="FE" w:sz="4" w:space="0"/>
-          <w:left w:val="none"/>
-          <w:bottom w:val="none"/>
-          <w:right w:val="none"/>
+          <w:left w:val="none" w:color="000000" w:sz="4" w:space="0"/>
+          <w:bottom w:val="none" w:color="000000" w:sz="4" w:space="0"/>
+          <w:right w:val="none" w:color="000000" w:sz="4" w:space="0"/>
         </w:tcBorders>
       </w:tcPr>
     </w:tblStylePr>
@@ -12951,9 +12940,9 @@
       </w:tcPr>
     </w:tblStylePr>
   </w:style>
-  <w:style w:type="table" w:styleId="65">
+  <w:style w:type="table" w:styleId="754">
     <w:name w:val="Grid Table 7 Colorful - Accent 4"/>
-    <w:basedOn w:val="665"/>
+    <w:basedOn w:val="887"/>
     <w:uiPriority w:val="99"/>
     <w:pPr>
       <w:pBdr/>
@@ -13055,11 +13044,11 @@
         <w:tblBorders/>
       </w:tblPr>
       <w:tcPr>
-        <w:shd w:color="ffffff"/>
+        <w:shd w:val="clear" w:color="ffffff"/>
         <w:tcBorders>
-          <w:top w:val="none"/>
-          <w:left w:val="none"/>
-          <w:bottom w:val="none"/>
+          <w:top w:val="none" w:color="000000" w:sz="4" w:space="0"/>
+          <w:left w:val="none" w:color="000000" w:sz="4" w:space="0"/>
+          <w:bottom w:val="none" w:color="000000" w:sz="4" w:space="0"/>
           <w:right w:val="single" w:color="000000" w:themeColor="accent4" w:themeTint="9A" w:sz="4" w:space="0"/>
         </w:tcBorders>
       </w:tcPr>
@@ -13082,10 +13071,10 @@
       <w:tcPr>
         <w:shd w:val="clear" w:color="ffffff" w:themeColor="light1" w:fill="ffffff" w:themeFill="light1"/>
         <w:tcBorders>
-          <w:top w:val="none"/>
-          <w:left w:val="none"/>
+          <w:top w:val="none" w:color="000000" w:sz="4" w:space="0"/>
+          <w:left w:val="none" w:color="000000" w:sz="4" w:space="0"/>
           <w:bottom w:val="single" w:color="000000" w:themeColor="accent4" w:themeTint="9A" w:sz="4" w:space="0"/>
-          <w:right w:val="none"/>
+          <w:right w:val="none" w:color="000000" w:sz="4" w:space="0"/>
         </w:tcBorders>
       </w:tcPr>
     </w:tblStylePr>
@@ -13105,12 +13094,12 @@
         <w:tblBorders/>
       </w:tblPr>
       <w:tcPr>
-        <w:shd w:color="ffffff"/>
+        <w:shd w:val="clear" w:color="ffffff"/>
         <w:tcBorders>
-          <w:top w:val="none"/>
+          <w:top w:val="none" w:color="000000" w:sz="4" w:space="0"/>
           <w:left w:val="single" w:color="000000" w:themeColor="accent4" w:themeTint="9A" w:sz="4" w:space="0"/>
-          <w:bottom w:val="none"/>
-          <w:right w:val="none"/>
+          <w:bottom w:val="none" w:color="000000" w:sz="4" w:space="0"/>
+          <w:right w:val="none" w:color="000000" w:sz="4" w:space="0"/>
         </w:tcBorders>
       </w:tcPr>
     </w:tblStylePr>
@@ -13133,9 +13122,9 @@
         <w:shd w:val="clear" w:color="ffffff" w:themeColor="light1" w:fill="ffffff" w:themeFill="light1"/>
         <w:tcBorders>
           <w:top w:val="single" w:color="000000" w:themeColor="accent4" w:themeTint="9A" w:sz="4" w:space="0"/>
-          <w:left w:val="none"/>
-          <w:bottom w:val="none"/>
-          <w:right w:val="none"/>
+          <w:left w:val="none" w:color="000000" w:sz="4" w:space="0"/>
+          <w:bottom w:val="none" w:color="000000" w:sz="4" w:space="0"/>
+          <w:right w:val="none" w:color="000000" w:sz="4" w:space="0"/>
         </w:tcBorders>
       </w:tcPr>
     </w:tblStylePr>
@@ -13205,9 +13194,9 @@
       </w:tcPr>
     </w:tblStylePr>
   </w:style>
-  <w:style w:type="table" w:styleId="66">
+  <w:style w:type="table" w:styleId="755">
     <w:name w:val="Grid Table 7 Colorful - Accent 5"/>
-    <w:basedOn w:val="665"/>
+    <w:basedOn w:val="887"/>
     <w:uiPriority w:val="99"/>
     <w:pPr>
       <w:pBdr/>
@@ -13309,11 +13298,11 @@
         <w:tblBorders/>
       </w:tblPr>
       <w:tcPr>
-        <w:shd w:color="ffffff"/>
+        <w:shd w:val="clear" w:color="ffffff"/>
         <w:tcBorders>
-          <w:top w:val="none"/>
-          <w:left w:val="none"/>
-          <w:bottom w:val="none"/>
+          <w:top w:val="none" w:color="000000" w:sz="4" w:space="0"/>
+          <w:left w:val="none" w:color="000000" w:sz="4" w:space="0"/>
+          <w:bottom w:val="none" w:color="000000" w:sz="4" w:space="0"/>
           <w:right w:val="single" w:color="000000" w:themeColor="accent5" w:themeTint="90" w:sz="4" w:space="0"/>
         </w:tcBorders>
       </w:tcPr>
@@ -13336,10 +13325,10 @@
       <w:tcPr>
         <w:shd w:val="clear" w:color="ffffff" w:themeColor="light1" w:fill="ffffff" w:themeFill="light1"/>
         <w:tcBorders>
-          <w:top w:val="none"/>
-          <w:left w:val="none"/>
+          <w:top w:val="none" w:color="000000" w:sz="4" w:space="0"/>
+          <w:left w:val="none" w:color="000000" w:sz="4" w:space="0"/>
           <w:bottom w:val="single" w:color="000000" w:themeColor="accent5" w:themeTint="90" w:sz="4" w:space="0"/>
-          <w:right w:val="none"/>
+          <w:right w:val="none" w:color="000000" w:sz="4" w:space="0"/>
         </w:tcBorders>
       </w:tcPr>
     </w:tblStylePr>
@@ -13359,12 +13348,12 @@
         <w:tblBorders/>
       </w:tblPr>
       <w:tcPr>
-        <w:shd w:color="ffffff"/>
+        <w:shd w:val="clear" w:color="ffffff"/>
         <w:tcBorders>
-          <w:top w:val="none"/>
+          <w:top w:val="none" w:color="000000" w:sz="4" w:space="0"/>
           <w:left w:val="single" w:color="000000" w:themeColor="accent5" w:themeTint="90" w:sz="4" w:space="0"/>
-          <w:bottom w:val="none"/>
-          <w:right w:val="none"/>
+          <w:bottom w:val="none" w:color="000000" w:sz="4" w:space="0"/>
+          <w:right w:val="none" w:color="000000" w:sz="4" w:space="0"/>
         </w:tcBorders>
       </w:tcPr>
     </w:tblStylePr>
@@ -13387,9 +13376,9 @@
         <w:shd w:val="clear" w:color="ffffff" w:themeColor="light1" w:fill="ffffff" w:themeFill="light1"/>
         <w:tcBorders>
           <w:top w:val="single" w:color="000000" w:themeColor="accent5" w:themeTint="90" w:sz="4" w:space="0"/>
-          <w:left w:val="none"/>
-          <w:bottom w:val="none"/>
-          <w:right w:val="none"/>
+          <w:left w:val="none" w:color="000000" w:sz="4" w:space="0"/>
+          <w:bottom w:val="none" w:color="000000" w:sz="4" w:space="0"/>
+          <w:right w:val="none" w:color="000000" w:sz="4" w:space="0"/>
         </w:tcBorders>
       </w:tcPr>
     </w:tblStylePr>
@@ -13459,9 +13448,9 @@
       </w:tcPr>
     </w:tblStylePr>
   </w:style>
-  <w:style w:type="table" w:styleId="67">
+  <w:style w:type="table" w:styleId="756">
     <w:name w:val="Grid Table 7 Colorful - Accent 6"/>
-    <w:basedOn w:val="665"/>
+    <w:basedOn w:val="887"/>
     <w:uiPriority w:val="99"/>
     <w:pPr>
       <w:pBdr/>
@@ -13563,11 +13552,11 @@
         <w:tblBorders/>
       </w:tblPr>
       <w:tcPr>
-        <w:shd w:color="ffffff"/>
+        <w:shd w:val="clear" w:color="ffffff"/>
         <w:tcBorders>
-          <w:top w:val="none"/>
-          <w:left w:val="none"/>
-          <w:bottom w:val="none"/>
+          <w:top w:val="none" w:color="000000" w:sz="4" w:space="0"/>
+          <w:left w:val="none" w:color="000000" w:sz="4" w:space="0"/>
+          <w:bottom w:val="none" w:color="000000" w:sz="4" w:space="0"/>
           <w:right w:val="single" w:color="000000" w:themeColor="accent6" w:themeTint="90" w:sz="4" w:space="0"/>
         </w:tcBorders>
       </w:tcPr>
@@ -13590,10 +13579,10 @@
       <w:tcPr>
         <w:shd w:val="clear" w:color="ffffff" w:themeColor="light1" w:fill="ffffff" w:themeFill="light1"/>
         <w:tcBorders>
-          <w:top w:val="none"/>
-          <w:left w:val="none"/>
+          <w:top w:val="none" w:color="000000" w:sz="4" w:space="0"/>
+          <w:left w:val="none" w:color="000000" w:sz="4" w:space="0"/>
           <w:bottom w:val="single" w:color="000000" w:themeColor="accent6" w:themeTint="90" w:sz="4" w:space="0"/>
-          <w:right w:val="none"/>
+          <w:right w:val="none" w:color="000000" w:sz="4" w:space="0"/>
         </w:tcBorders>
       </w:tcPr>
     </w:tblStylePr>
@@ -13613,12 +13602,12 @@
         <w:tblBorders/>
       </w:tblPr>
       <w:tcPr>
-        <w:shd w:color="ffffff"/>
+        <w:shd w:val="clear" w:color="ffffff"/>
         <w:tcBorders>
-          <w:top w:val="none"/>
+          <w:top w:val="none" w:color="000000" w:sz="4" w:space="0"/>
           <w:left w:val="single" w:color="000000" w:themeColor="accent6" w:themeTint="90" w:sz="4" w:space="0"/>
-          <w:bottom w:val="none"/>
-          <w:right w:val="none"/>
+          <w:bottom w:val="none" w:color="000000" w:sz="4" w:space="0"/>
+          <w:right w:val="none" w:color="000000" w:sz="4" w:space="0"/>
         </w:tcBorders>
       </w:tcPr>
     </w:tblStylePr>
@@ -13641,9 +13630,9 @@
         <w:shd w:val="clear" w:color="ffffff" w:themeColor="light1" w:fill="ffffff" w:themeFill="light1"/>
         <w:tcBorders>
           <w:top w:val="single" w:color="000000" w:themeColor="accent6" w:themeTint="90" w:sz="4" w:space="0"/>
-          <w:left w:val="none"/>
-          <w:bottom w:val="none"/>
-          <w:right w:val="none"/>
+          <w:left w:val="none" w:color="000000" w:sz="4" w:space="0"/>
+          <w:bottom w:val="none" w:color="000000" w:sz="4" w:space="0"/>
+          <w:right w:val="none" w:color="000000" w:sz="4" w:space="0"/>
         </w:tcBorders>
       </w:tcPr>
     </w:tblStylePr>
@@ -13713,9 +13702,9 @@
       </w:tcPr>
     </w:tblStylePr>
   </w:style>
-  <w:style w:type="table" w:styleId="68">
+  <w:style w:type="table" w:styleId="757">
     <w:name w:val="List Table 1 Light"/>
-    <w:basedOn w:val="665"/>
+    <w:basedOn w:val="887"/>
     <w:uiPriority w:val="99"/>
     <w:pPr>
       <w:pBdr/>
@@ -13929,9 +13918,9 @@
       </w:tcPr>
     </w:tblStylePr>
   </w:style>
-  <w:style w:type="table" w:styleId="69">
+  <w:style w:type="table" w:styleId="758">
     <w:name w:val="List Table 1 Light - Accent 1"/>
-    <w:basedOn w:val="665"/>
+    <w:basedOn w:val="887"/>
     <w:uiPriority w:val="99"/>
     <w:pPr>
       <w:pBdr/>
@@ -14145,9 +14134,9 @@
       </w:tcPr>
     </w:tblStylePr>
   </w:style>
-  <w:style w:type="table" w:styleId="70">
+  <w:style w:type="table" w:styleId="759">
     <w:name w:val="List Table 1 Light - Accent 2"/>
-    <w:basedOn w:val="665"/>
+    <w:basedOn w:val="887"/>
     <w:uiPriority w:val="99"/>
     <w:pPr>
       <w:pBdr/>
@@ -14361,9 +14350,9 @@
       </w:tcPr>
     </w:tblStylePr>
   </w:style>
-  <w:style w:type="table" w:styleId="71">
+  <w:style w:type="table" w:styleId="760">
     <w:name w:val="List Table 1 Light - Accent 3"/>
-    <w:basedOn w:val="665"/>
+    <w:basedOn w:val="887"/>
     <w:uiPriority w:val="99"/>
     <w:pPr>
       <w:pBdr/>
@@ -14577,9 +14566,9 @@
       </w:tcPr>
     </w:tblStylePr>
   </w:style>
-  <w:style w:type="table" w:styleId="72">
+  <w:style w:type="table" w:styleId="761">
     <w:name w:val="List Table 1 Light - Accent 4"/>
-    <w:basedOn w:val="665"/>
+    <w:basedOn w:val="887"/>
     <w:uiPriority w:val="99"/>
     <w:pPr>
       <w:pBdr/>
@@ -14793,9 +14782,9 @@
       </w:tcPr>
     </w:tblStylePr>
   </w:style>
-  <w:style w:type="table" w:styleId="73">
+  <w:style w:type="table" w:styleId="762">
     <w:name w:val="List Table 1 Light - Accent 5"/>
-    <w:basedOn w:val="665"/>
+    <w:basedOn w:val="887"/>
     <w:uiPriority w:val="99"/>
     <w:pPr>
       <w:pBdr/>
@@ -15009,9 +14998,9 @@
       </w:tcPr>
     </w:tblStylePr>
   </w:style>
-  <w:style w:type="table" w:styleId="74">
+  <w:style w:type="table" w:styleId="763">
     <w:name w:val="List Table 1 Light - Accent 6"/>
-    <w:basedOn w:val="665"/>
+    <w:basedOn w:val="887"/>
     <w:uiPriority w:val="99"/>
     <w:pPr>
       <w:pBdr/>
@@ -15225,9 +15214,9 @@
       </w:tcPr>
     </w:tblStylePr>
   </w:style>
-  <w:style w:type="table" w:styleId="75">
+  <w:style w:type="table" w:styleId="764">
     <w:name w:val="List Table 2"/>
-    <w:basedOn w:val="665"/>
+    <w:basedOn w:val="887"/>
     <w:uiPriority w:val="99"/>
     <w:pPr>
       <w:pBdr/>
@@ -15463,9 +15452,9 @@
       </w:tcPr>
     </w:tblStylePr>
   </w:style>
-  <w:style w:type="table" w:styleId="76">
+  <w:style w:type="table" w:styleId="765">
     <w:name w:val="List Table 2 - Accent 1"/>
-    <w:basedOn w:val="665"/>
+    <w:basedOn w:val="887"/>
     <w:uiPriority w:val="99"/>
     <w:pPr>
       <w:pBdr/>
@@ -15701,9 +15690,9 @@
       </w:tcPr>
     </w:tblStylePr>
   </w:style>
-  <w:style w:type="table" w:styleId="77">
+  <w:style w:type="table" w:styleId="766">
     <w:name w:val="List Table 2 - Accent 2"/>
-    <w:basedOn w:val="665"/>
+    <w:basedOn w:val="887"/>
     <w:uiPriority w:val="99"/>
     <w:pPr>
       <w:pBdr/>
@@ -15939,9 +15928,9 @@
       </w:tcPr>
     </w:tblStylePr>
   </w:style>
-  <w:style w:type="table" w:styleId="78">
+  <w:style w:type="table" w:styleId="767">
     <w:name w:val="List Table 2 - Accent 3"/>
-    <w:basedOn w:val="665"/>
+    <w:basedOn w:val="887"/>
     <w:uiPriority w:val="99"/>
     <w:pPr>
       <w:pBdr/>
@@ -16177,9 +16166,9 @@
       </w:tcPr>
     </w:tblStylePr>
   </w:style>
-  <w:style w:type="table" w:styleId="79">
+  <w:style w:type="table" w:styleId="768">
     <w:name w:val="List Table 2 - Accent 4"/>
-    <w:basedOn w:val="665"/>
+    <w:basedOn w:val="887"/>
     <w:uiPriority w:val="99"/>
     <w:pPr>
       <w:pBdr/>
@@ -16415,9 +16404,9 @@
       </w:tcPr>
     </w:tblStylePr>
   </w:style>
-  <w:style w:type="table" w:styleId="80">
+  <w:style w:type="table" w:styleId="769">
     <w:name w:val="List Table 2 - Accent 5"/>
-    <w:basedOn w:val="665"/>
+    <w:basedOn w:val="887"/>
     <w:uiPriority w:val="99"/>
     <w:pPr>
       <w:pBdr/>
@@ -16653,9 +16642,9 @@
       </w:tcPr>
     </w:tblStylePr>
   </w:style>
-  <w:style w:type="table" w:styleId="81">
+  <w:style w:type="table" w:styleId="770">
     <w:name w:val="List Table 2 - Accent 6"/>
-    <w:basedOn w:val="665"/>
+    <w:basedOn w:val="887"/>
     <w:uiPriority w:val="99"/>
     <w:pPr>
       <w:pBdr/>
@@ -16891,9 +16880,9 @@
       </w:tcPr>
     </w:tblStylePr>
   </w:style>
-  <w:style w:type="table" w:styleId="82">
+  <w:style w:type="table" w:styleId="771">
     <w:name w:val="List Table 3"/>
-    <w:basedOn w:val="665"/>
+    <w:basedOn w:val="887"/>
     <w:uiPriority w:val="99"/>
     <w:pPr>
       <w:pBdr/>
@@ -17119,9 +17108,9 @@
       </w:tcPr>
     </w:tblStylePr>
   </w:style>
-  <w:style w:type="table" w:styleId="83">
+  <w:style w:type="table" w:styleId="772">
     <w:name w:val="List Table 3 - Accent 1"/>
-    <w:basedOn w:val="665"/>
+    <w:basedOn w:val="887"/>
     <w:uiPriority w:val="99"/>
     <w:pPr>
       <w:pBdr/>
@@ -17347,9 +17336,9 @@
       </w:tcPr>
     </w:tblStylePr>
   </w:style>
-  <w:style w:type="table" w:styleId="84">
+  <w:style w:type="table" w:styleId="773">
     <w:name w:val="List Table 3 - Accent 2"/>
-    <w:basedOn w:val="665"/>
+    <w:basedOn w:val="887"/>
     <w:uiPriority w:val="99"/>
     <w:pPr>
       <w:pBdr/>
@@ -17575,9 +17564,9 @@
       </w:tcPr>
     </w:tblStylePr>
   </w:style>
-  <w:style w:type="table" w:styleId="85">
+  <w:style w:type="table" w:styleId="774">
     <w:name w:val="List Table 3 - Accent 3"/>
-    <w:basedOn w:val="665"/>
+    <w:basedOn w:val="887"/>
     <w:uiPriority w:val="99"/>
     <w:pPr>
       <w:pBdr/>
@@ -17803,9 +17792,9 @@
       </w:tcPr>
     </w:tblStylePr>
   </w:style>
-  <w:style w:type="table" w:styleId="86">
+  <w:style w:type="table" w:styleId="775">
     <w:name w:val="List Table 3 - Accent 4"/>
-    <w:basedOn w:val="665"/>
+    <w:basedOn w:val="887"/>
     <w:uiPriority w:val="99"/>
     <w:pPr>
       <w:pBdr/>
@@ -18031,9 +18020,9 @@
       </w:tcPr>
     </w:tblStylePr>
   </w:style>
-  <w:style w:type="table" w:styleId="87">
+  <w:style w:type="table" w:styleId="776">
     <w:name w:val="List Table 3 - Accent 5"/>
-    <w:basedOn w:val="665"/>
+    <w:basedOn w:val="887"/>
     <w:uiPriority w:val="99"/>
     <w:pPr>
       <w:pBdr/>
@@ -18259,9 +18248,9 @@
       </w:tcPr>
     </w:tblStylePr>
   </w:style>
-  <w:style w:type="table" w:styleId="88">
+  <w:style w:type="table" w:styleId="777">
     <w:name w:val="List Table 3 - Accent 6"/>
-    <w:basedOn w:val="665"/>
+    <w:basedOn w:val="887"/>
     <w:uiPriority w:val="99"/>
     <w:pPr>
       <w:pBdr/>
@@ -18487,9 +18476,9 @@
       </w:tcPr>
     </w:tblStylePr>
   </w:style>
-  <w:style w:type="table" w:styleId="89">
+  <w:style w:type="table" w:styleId="778">
     <w:name w:val="List Table 4"/>
-    <w:basedOn w:val="665"/>
+    <w:basedOn w:val="887"/>
     <w:uiPriority w:val="99"/>
     <w:pPr>
       <w:pBdr/>
@@ -18712,9 +18701,9 @@
       </w:tcPr>
     </w:tblStylePr>
   </w:style>
-  <w:style w:type="table" w:styleId="90">
+  <w:style w:type="table" w:styleId="779">
     <w:name w:val="List Table 4 - Accent 1"/>
-    <w:basedOn w:val="665"/>
+    <w:basedOn w:val="887"/>
     <w:uiPriority w:val="99"/>
     <w:pPr>
       <w:pBdr/>
@@ -18937,9 +18926,9 @@
       </w:tcPr>
     </w:tblStylePr>
   </w:style>
-  <w:style w:type="table" w:styleId="91">
+  <w:style w:type="table" w:styleId="780">
     <w:name w:val="List Table 4 - Accent 2"/>
-    <w:basedOn w:val="665"/>
+    <w:basedOn w:val="887"/>
     <w:uiPriority w:val="99"/>
     <w:pPr>
       <w:pBdr/>
@@ -19162,9 +19151,9 @@
       </w:tcPr>
     </w:tblStylePr>
   </w:style>
-  <w:style w:type="table" w:styleId="92">
+  <w:style w:type="table" w:styleId="781">
     <w:name w:val="List Table 4 - Accent 3"/>
-    <w:basedOn w:val="665"/>
+    <w:basedOn w:val="887"/>
     <w:uiPriority w:val="99"/>
     <w:pPr>
       <w:pBdr/>
@@ -19387,9 +19376,9 @@
       </w:tcPr>
     </w:tblStylePr>
   </w:style>
-  <w:style w:type="table" w:styleId="93">
+  <w:style w:type="table" w:styleId="782">
     <w:name w:val="List Table 4 - Accent 4"/>
-    <w:basedOn w:val="665"/>
+    <w:basedOn w:val="887"/>
     <w:uiPriority w:val="99"/>
     <w:pPr>
       <w:pBdr/>
@@ -19612,9 +19601,9 @@
       </w:tcPr>
     </w:tblStylePr>
   </w:style>
-  <w:style w:type="table" w:styleId="94">
+  <w:style w:type="table" w:styleId="783">
     <w:name w:val="List Table 4 - Accent 5"/>
-    <w:basedOn w:val="665"/>
+    <w:basedOn w:val="887"/>
     <w:uiPriority w:val="99"/>
     <w:pPr>
       <w:pBdr/>
@@ -19837,9 +19826,9 @@
       </w:tcPr>
     </w:tblStylePr>
   </w:style>
-  <w:style w:type="table" w:styleId="95">
+  <w:style w:type="table" w:styleId="784">
     <w:name w:val="List Table 4 - Accent 6"/>
-    <w:basedOn w:val="665"/>
+    <w:basedOn w:val="887"/>
     <w:uiPriority w:val="99"/>
     <w:pPr>
       <w:pBdr/>
@@ -20062,9 +20051,9 @@
       </w:tcPr>
     </w:tblStylePr>
   </w:style>
-  <w:style w:type="table" w:styleId="96">
+  <w:style w:type="table" w:styleId="785">
     <w:name w:val="List Table 5 Dark"/>
-    <w:basedOn w:val="665"/>
+    <w:basedOn w:val="887"/>
     <w:uiPriority w:val="99"/>
     <w:pPr>
       <w:pBdr/>
@@ -20304,9 +20293,9 @@
       </w:tcPr>
     </w:tblStylePr>
   </w:style>
-  <w:style w:type="table" w:styleId="97">
+  <w:style w:type="table" w:styleId="786">
     <w:name w:val="List Table 5 Dark - Accent 1"/>
-    <w:basedOn w:val="665"/>
+    <w:basedOn w:val="887"/>
     <w:uiPriority w:val="99"/>
     <w:pPr>
       <w:pBdr/>
@@ -20546,9 +20535,9 @@
       </w:tcPr>
     </w:tblStylePr>
   </w:style>
-  <w:style w:type="table" w:styleId="98">
+  <w:style w:type="table" w:styleId="787">
     <w:name w:val="List Table 5 Dark - Accent 2"/>
-    <w:basedOn w:val="665"/>
+    <w:basedOn w:val="887"/>
     <w:uiPriority w:val="99"/>
     <w:pPr>
       <w:pBdr/>
@@ -20788,9 +20777,9 @@
       </w:tcPr>
     </w:tblStylePr>
   </w:style>
-  <w:style w:type="table" w:styleId="99">
+  <w:style w:type="table" w:styleId="788">
     <w:name w:val="List Table 5 Dark - Accent 3"/>
-    <w:basedOn w:val="665"/>
+    <w:basedOn w:val="887"/>
     <w:uiPriority w:val="99"/>
     <w:pPr>
       <w:pBdr/>
@@ -21030,9 +21019,9 @@
       </w:tcPr>
     </w:tblStylePr>
   </w:style>
-  <w:style w:type="table" w:styleId="100">
+  <w:style w:type="table" w:styleId="789">
     <w:name w:val="List Table 5 Dark - Accent 4"/>
-    <w:basedOn w:val="665"/>
+    <w:basedOn w:val="887"/>
     <w:uiPriority w:val="99"/>
     <w:pPr>
       <w:pBdr/>
@@ -21272,9 +21261,9 @@
       </w:tcPr>
     </w:tblStylePr>
   </w:style>
-  <w:style w:type="table" w:styleId="101">
+  <w:style w:type="table" w:styleId="790">
     <w:name w:val="List Table 5 Dark - Accent 5"/>
-    <w:basedOn w:val="665"/>
+    <w:basedOn w:val="887"/>
     <w:uiPriority w:val="99"/>
     <w:pPr>
       <w:pBdr/>
@@ -21514,9 +21503,9 @@
       </w:tcPr>
     </w:tblStylePr>
   </w:style>
-  <w:style w:type="table" w:styleId="102">
+  <w:style w:type="table" w:styleId="791">
     <w:name w:val="List Table 5 Dark - Accent 6"/>
-    <w:basedOn w:val="665"/>
+    <w:basedOn w:val="887"/>
     <w:uiPriority w:val="99"/>
     <w:pPr>
       <w:pBdr/>
@@ -21756,9 +21745,9 @@
       </w:tcPr>
     </w:tblStylePr>
   </w:style>
-  <w:style w:type="table" w:styleId="103">
+  <w:style w:type="table" w:styleId="792">
     <w:name w:val="List Table 6 Colorful"/>
-    <w:basedOn w:val="665"/>
+    <w:basedOn w:val="887"/>
     <w:uiPriority w:val="99"/>
     <w:pPr>
       <w:pBdr/>
@@ -21979,9 +21968,9 @@
       </w:tcPr>
     </w:tblStylePr>
   </w:style>
-  <w:style w:type="table" w:styleId="104">
+  <w:style w:type="table" w:styleId="793">
     <w:name w:val="List Table 6 Colorful - Accent 1"/>
-    <w:basedOn w:val="665"/>
+    <w:basedOn w:val="887"/>
     <w:uiPriority w:val="99"/>
     <w:pPr>
       <w:pBdr/>
@@ -22202,9 +22191,9 @@
       </w:tcPr>
     </w:tblStylePr>
   </w:style>
-  <w:style w:type="table" w:styleId="105">
+  <w:style w:type="table" w:styleId="794">
     <w:name w:val="List Table 6 Colorful - Accent 2"/>
-    <w:basedOn w:val="665"/>
+    <w:basedOn w:val="887"/>
     <w:uiPriority w:val="99"/>
     <w:pPr>
       <w:pBdr/>
@@ -22425,9 +22414,9 @@
       </w:tcPr>
     </w:tblStylePr>
   </w:style>
-  <w:style w:type="table" w:styleId="106">
+  <w:style w:type="table" w:styleId="795">
     <w:name w:val="List Table 6 Colorful - Accent 3"/>
-    <w:basedOn w:val="665"/>
+    <w:basedOn w:val="887"/>
     <w:uiPriority w:val="99"/>
     <w:pPr>
       <w:pBdr/>
@@ -22648,9 +22637,9 @@
       </w:tcPr>
     </w:tblStylePr>
   </w:style>
-  <w:style w:type="table" w:styleId="107">
+  <w:style w:type="table" w:styleId="796">
     <w:name w:val="List Table 6 Colorful - Accent 4"/>
-    <w:basedOn w:val="665"/>
+    <w:basedOn w:val="887"/>
     <w:uiPriority w:val="99"/>
     <w:pPr>
       <w:pBdr/>
@@ -22871,9 +22860,9 @@
       </w:tcPr>
     </w:tblStylePr>
   </w:style>
-  <w:style w:type="table" w:styleId="108">
+  <w:style w:type="table" w:styleId="797">
     <w:name w:val="List Table 6 Colorful - Accent 5"/>
-    <w:basedOn w:val="665"/>
+    <w:basedOn w:val="887"/>
     <w:uiPriority w:val="99"/>
     <w:pPr>
       <w:pBdr/>
@@ -23094,9 +23083,9 @@
       </w:tcPr>
     </w:tblStylePr>
   </w:style>
-  <w:style w:type="table" w:styleId="109">
+  <w:style w:type="table" w:styleId="798">
     <w:name w:val="List Table 6 Colorful - Accent 6"/>
-    <w:basedOn w:val="665"/>
+    <w:basedOn w:val="887"/>
     <w:uiPriority w:val="99"/>
     <w:pPr>
       <w:pBdr/>
@@ -23317,9 +23306,9 @@
       </w:tcPr>
     </w:tblStylePr>
   </w:style>
-  <w:style w:type="table" w:styleId="110">
+  <w:style w:type="table" w:styleId="799">
     <w:name w:val="List Table 7 Colorful"/>
-    <w:basedOn w:val="665"/>
+    <w:basedOn w:val="887"/>
     <w:uiPriority w:val="99"/>
     <w:pPr>
       <w:pBdr/>
@@ -23418,11 +23407,11 @@
         <w:tblBorders/>
       </w:tblPr>
       <w:tcPr>
-        <w:shd w:color="ffffff"/>
+        <w:shd w:val="clear" w:color="ffffff"/>
         <w:tcBorders>
-          <w:top w:val="none"/>
-          <w:left w:val="none"/>
-          <w:bottom w:val="none"/>
+          <w:top w:val="none" w:color="000000" w:sz="4" w:space="0"/>
+          <w:left w:val="none" w:color="000000" w:sz="4" w:space="0"/>
+          <w:bottom w:val="none" w:color="000000" w:sz="4" w:space="0"/>
           <w:right w:val="single" w:color="000000" w:themeColor="text1" w:themeTint="80" w:sz="4" w:space="0"/>
         </w:tcBorders>
       </w:tcPr>
@@ -23445,10 +23434,10 @@
       <w:tcPr>
         <w:shd w:val="clear" w:color="ffffff" w:themeColor="light1" w:fill="ffffff" w:themeFill="light1"/>
         <w:tcBorders>
-          <w:top w:val="none"/>
-          <w:left w:val="none"/>
+          <w:top w:val="none" w:color="000000" w:sz="4" w:space="0"/>
+          <w:left w:val="none" w:color="000000" w:sz="4" w:space="0"/>
           <w:bottom w:val="single" w:color="000000" w:themeColor="text1" w:themeTint="80" w:sz="4" w:space="0"/>
-          <w:right w:val="none"/>
+          <w:right w:val="none" w:color="000000" w:sz="4" w:space="0"/>
         </w:tcBorders>
       </w:tcPr>
     </w:tblStylePr>
@@ -23468,12 +23457,12 @@
         <w:tblBorders/>
       </w:tblPr>
       <w:tcPr>
-        <w:shd w:color="ffffff"/>
+        <w:shd w:val="clear" w:color="ffffff"/>
         <w:tcBorders>
-          <w:top w:val="none"/>
+          <w:top w:val="none" w:color="000000" w:sz="4" w:space="0"/>
           <w:left w:val="single" w:color="000000" w:themeColor="text1" w:themeTint="80" w:sz="4" w:space="0"/>
-          <w:bottom w:val="none"/>
-          <w:right w:val="none"/>
+          <w:bottom w:val="none" w:color="000000" w:sz="4" w:space="0"/>
+          <w:right w:val="none" w:color="000000" w:sz="4" w:space="0"/>
         </w:tcBorders>
       </w:tcPr>
     </w:tblStylePr>
@@ -23496,9 +23485,9 @@
         <w:shd w:val="clear" w:color="ffffff" w:themeColor="light1" w:fill="ffffff" w:themeFill="light1"/>
         <w:tcBorders>
           <w:top w:val="single" w:color="000000" w:themeColor="text1" w:themeTint="80" w:sz="4" w:space="0"/>
-          <w:left w:val="none"/>
-          <w:bottom w:val="none"/>
-          <w:right w:val="none"/>
+          <w:left w:val="none" w:color="000000" w:sz="4" w:space="0"/>
+          <w:bottom w:val="none" w:color="000000" w:sz="4" w:space="0"/>
+          <w:right w:val="none" w:color="000000" w:sz="4" w:space="0"/>
         </w:tcBorders>
       </w:tcPr>
     </w:tblStylePr>
@@ -23573,9 +23562,9 @@
       </w:tcPr>
     </w:tblStylePr>
   </w:style>
-  <w:style w:type="table" w:styleId="111">
+  <w:style w:type="table" w:styleId="800">
     <w:name w:val="List Table 7 Colorful - Accent 1"/>
-    <w:basedOn w:val="665"/>
+    <w:basedOn w:val="887"/>
     <w:uiPriority w:val="99"/>
     <w:pPr>
       <w:pBdr/>
@@ -23674,11 +23663,11 @@
         <w:tblBorders/>
       </w:tblPr>
       <w:tcPr>
-        <w:shd w:color="ffffff"/>
+        <w:shd w:val="clear" w:color="ffffff"/>
         <w:tcBorders>
-          <w:top w:val="none"/>
-          <w:left w:val="none"/>
-          <w:bottom w:val="none"/>
+          <w:top w:val="none" w:color="000000" w:sz="4" w:space="0"/>
+          <w:left w:val="none" w:color="000000" w:sz="4" w:space="0"/>
+          <w:bottom w:val="none" w:color="000000" w:sz="4" w:space="0"/>
           <w:right w:val="single" w:color="000000" w:themeColor="accent1" w:sz="4" w:space="0"/>
         </w:tcBorders>
       </w:tcPr>
@@ -23701,10 +23690,10 @@
       <w:tcPr>
         <w:shd w:val="clear" w:color="ffffff" w:themeColor="light1" w:fill="ffffff" w:themeFill="light1"/>
         <w:tcBorders>
-          <w:top w:val="none"/>
-          <w:left w:val="none"/>
+          <w:top w:val="none" w:color="000000" w:sz="4" w:space="0"/>
+          <w:left w:val="none" w:color="000000" w:sz="4" w:space="0"/>
           <w:bottom w:val="single" w:color="000000" w:themeColor="accent1" w:sz="4" w:space="0"/>
-          <w:right w:val="none"/>
+          <w:right w:val="none" w:color="000000" w:sz="4" w:space="0"/>
         </w:tcBorders>
       </w:tcPr>
     </w:tblStylePr>
@@ -23724,12 +23713,12 @@
         <w:tblBorders/>
       </w:tblPr>
       <w:tcPr>
-        <w:shd w:color="ffffff"/>
+        <w:shd w:val="clear" w:color="ffffff"/>
         <w:tcBorders>
-          <w:top w:val="none"/>
+          <w:top w:val="none" w:color="000000" w:sz="4" w:space="0"/>
           <w:left w:val="single" w:color="000000" w:themeColor="accent1" w:sz="4" w:space="0"/>
-          <w:bottom w:val="none"/>
-          <w:right w:val="none"/>
+          <w:bottom w:val="none" w:color="000000" w:sz="4" w:space="0"/>
+          <w:right w:val="none" w:color="000000" w:sz="4" w:space="0"/>
         </w:tcBorders>
       </w:tcPr>
     </w:tblStylePr>
@@ -23752,9 +23741,9 @@
         <w:shd w:val="clear" w:color="ffffff" w:themeColor="light1" w:fill="ffffff" w:themeFill="light1"/>
         <w:tcBorders>
           <w:top w:val="single" w:color="000000" w:themeColor="accent1" w:sz="4" w:space="0"/>
-          <w:left w:val="none"/>
-          <w:bottom w:val="none"/>
-          <w:right w:val="none"/>
+          <w:left w:val="none" w:color="000000" w:sz="4" w:space="0"/>
+          <w:bottom w:val="none" w:color="000000" w:sz="4" w:space="0"/>
+          <w:right w:val="none" w:color="000000" w:sz="4" w:space="0"/>
         </w:tcBorders>
       </w:tcPr>
     </w:tblStylePr>
@@ -23829,9 +23818,9 @@
       </w:tcPr>
     </w:tblStylePr>
   </w:style>
-  <w:style w:type="table" w:styleId="112">
+  <w:style w:type="table" w:styleId="801">
     <w:name w:val="List Table 7 Colorful - Accent 2"/>
-    <w:basedOn w:val="665"/>
+    <w:basedOn w:val="887"/>
     <w:uiPriority w:val="99"/>
     <w:pPr>
       <w:pBdr/>
@@ -23930,11 +23919,11 @@
         <w:tblBorders/>
       </w:tblPr>
       <w:tcPr>
-        <w:shd w:color="ffffff"/>
+        <w:shd w:val="clear" w:color="ffffff"/>
         <w:tcBorders>
-          <w:top w:val="none"/>
-          <w:left w:val="none"/>
-          <w:bottom w:val="none"/>
+          <w:top w:val="none" w:color="000000" w:sz="4" w:space="0"/>
+          <w:left w:val="none" w:color="000000" w:sz="4" w:space="0"/>
+          <w:bottom w:val="none" w:color="000000" w:sz="4" w:space="0"/>
           <w:right w:val="single" w:color="000000" w:themeColor="accent2" w:themeTint="97" w:sz="4" w:space="0"/>
         </w:tcBorders>
       </w:tcPr>
@@ -23957,10 +23946,10 @@
       <w:tcPr>
         <w:shd w:val="clear" w:color="ffffff" w:themeColor="light1" w:fill="ffffff" w:themeFill="light1"/>
         <w:tcBorders>
-          <w:top w:val="none"/>
-          <w:left w:val="none"/>
+          <w:top w:val="none" w:color="000000" w:sz="4" w:space="0"/>
+          <w:left w:val="none" w:color="000000" w:sz="4" w:space="0"/>
           <w:bottom w:val="single" w:color="000000" w:themeColor="accent2" w:themeTint="97" w:sz="4" w:space="0"/>
-          <w:right w:val="none"/>
+          <w:right w:val="none" w:color="000000" w:sz="4" w:space="0"/>
         </w:tcBorders>
       </w:tcPr>
     </w:tblStylePr>
@@ -23980,12 +23969,12 @@
         <w:tblBorders/>
       </w:tblPr>
       <w:tcPr>
-        <w:shd w:color="ffffff"/>
+        <w:shd w:val="clear" w:color="ffffff"/>
         <w:tcBorders>
-          <w:top w:val="none"/>
+          <w:top w:val="none" w:color="000000" w:sz="4" w:space="0"/>
           <w:left w:val="single" w:color="000000" w:themeColor="accent2" w:themeTint="97" w:sz="4" w:space="0"/>
-          <w:bottom w:val="none"/>
-          <w:right w:val="none"/>
+          <w:bottom w:val="none" w:color="000000" w:sz="4" w:space="0"/>
+          <w:right w:val="none" w:color="000000" w:sz="4" w:space="0"/>
         </w:tcBorders>
       </w:tcPr>
     </w:tblStylePr>
@@ -24008,9 +23997,9 @@
         <w:shd w:val="clear" w:color="ffffff" w:themeColor="light1" w:fill="ffffff" w:themeFill="light1"/>
         <w:tcBorders>
           <w:top w:val="single" w:color="000000" w:themeColor="accent2" w:themeTint="97" w:sz="4" w:space="0"/>
-          <w:left w:val="none"/>
-          <w:bottom w:val="none"/>
-          <w:right w:val="none"/>
+          <w:left w:val="none" w:color="000000" w:sz="4" w:space="0"/>
+          <w:bottom w:val="none" w:color="000000" w:sz="4" w:space="0"/>
+          <w:right w:val="none" w:color="000000" w:sz="4" w:space="0"/>
         </w:tcBorders>
       </w:tcPr>
     </w:tblStylePr>
@@ -24085,9 +24074,9 @@
       </w:tcPr>
     </w:tblStylePr>
   </w:style>
-  <w:style w:type="table" w:styleId="113">
+  <w:style w:type="table" w:styleId="802">
     <w:name w:val="List Table 7 Colorful - Accent 3"/>
-    <w:basedOn w:val="665"/>
+    <w:basedOn w:val="887"/>
     <w:uiPriority w:val="99"/>
     <w:pPr>
       <w:pBdr/>
@@ -24186,11 +24175,11 @@
         <w:tblBorders/>
       </w:tblPr>
       <w:tcPr>
-        <w:shd w:color="ffffff"/>
+        <w:shd w:val="clear" w:color="ffffff"/>
         <w:tcBorders>
-          <w:top w:val="none"/>
-          <w:left w:val="none"/>
-          <w:bottom w:val="none"/>
+          <w:top w:val="none" w:color="000000" w:sz="4" w:space="0"/>
+          <w:left w:val="none" w:color="000000" w:sz="4" w:space="0"/>
+          <w:bottom w:val="none" w:color="000000" w:sz="4" w:space="0"/>
           <w:right w:val="single" w:color="000000" w:themeColor="accent3" w:themeTint="98" w:sz="4" w:space="0"/>
         </w:tcBorders>
       </w:tcPr>
@@ -24213,10 +24202,10 @@
       <w:tcPr>
         <w:shd w:val="clear" w:color="ffffff" w:themeColor="light1" w:fill="ffffff" w:themeFill="light1"/>
         <w:tcBorders>
-          <w:top w:val="none"/>
-          <w:left w:val="none"/>
+          <w:top w:val="none" w:color="000000" w:sz="4" w:space="0"/>
+          <w:left w:val="none" w:color="000000" w:sz="4" w:space="0"/>
           <w:bottom w:val="single" w:color="000000" w:themeColor="accent3" w:themeTint="98" w:sz="4" w:space="0"/>
-          <w:right w:val="none"/>
+          <w:right w:val="none" w:color="000000" w:sz="4" w:space="0"/>
         </w:tcBorders>
       </w:tcPr>
     </w:tblStylePr>
@@ -24236,12 +24225,12 @@
         <w:tblBorders/>
       </w:tblPr>
       <w:tcPr>
-        <w:shd w:color="ffffff"/>
+        <w:shd w:val="clear" w:color="ffffff"/>
         <w:tcBorders>
-          <w:top w:val="none"/>
+          <w:top w:val="none" w:color="000000" w:sz="4" w:space="0"/>
           <w:left w:val="single" w:color="000000" w:themeColor="accent3" w:themeTint="98" w:sz="4" w:space="0"/>
-          <w:bottom w:val="none"/>
-          <w:right w:val="none"/>
+          <w:bottom w:val="none" w:color="000000" w:sz="4" w:space="0"/>
+          <w:right w:val="none" w:color="000000" w:sz="4" w:space="0"/>
         </w:tcBorders>
       </w:tcPr>
     </w:tblStylePr>
@@ -24264,9 +24253,9 @@
         <w:shd w:val="clear" w:color="ffffff" w:themeColor="light1" w:fill="ffffff" w:themeFill="light1"/>
         <w:tcBorders>
           <w:top w:val="single" w:color="000000" w:themeColor="accent3" w:themeTint="98" w:sz="4" w:space="0"/>
-          <w:left w:val="none"/>
-          <w:bottom w:val="none"/>
-          <w:right w:val="none"/>
+          <w:left w:val="none" w:color="000000" w:sz="4" w:space="0"/>
+          <w:bottom w:val="none" w:color="000000" w:sz="4" w:space="0"/>
+          <w:right w:val="none" w:color="000000" w:sz="4" w:space="0"/>
         </w:tcBorders>
       </w:tcPr>
     </w:tblStylePr>
@@ -24341,9 +24330,9 @@
       </w:tcPr>
     </w:tblStylePr>
   </w:style>
-  <w:style w:type="table" w:styleId="114">
+  <w:style w:type="table" w:styleId="803">
     <w:name w:val="List Table 7 Colorful - Accent 4"/>
-    <w:basedOn w:val="665"/>
+    <w:basedOn w:val="887"/>
     <w:uiPriority w:val="99"/>
     <w:pPr>
       <w:pBdr/>
@@ -24442,11 +24431,11 @@
         <w:tblBorders/>
       </w:tblPr>
       <w:tcPr>
-        <w:shd w:color="ffffff"/>
+        <w:shd w:val="clear" w:color="ffffff"/>
         <w:tcBorders>
-          <w:top w:val="none"/>
-          <w:left w:val="none"/>
-          <w:bottom w:val="none"/>
+          <w:top w:val="none" w:color="000000" w:sz="4" w:space="0"/>
+          <w:left w:val="none" w:color="000000" w:sz="4" w:space="0"/>
+          <w:bottom w:val="none" w:color="000000" w:sz="4" w:space="0"/>
           <w:right w:val="single" w:color="000000" w:themeColor="accent4" w:themeTint="9A" w:sz="4" w:space="0"/>
         </w:tcBorders>
       </w:tcPr>
@@ -24469,10 +24458,10 @@
       <w:tcPr>
         <w:shd w:val="clear" w:color="ffffff" w:themeColor="light1" w:fill="ffffff" w:themeFill="light1"/>
         <w:tcBorders>
-          <w:top w:val="none"/>
-          <w:left w:val="none"/>
+          <w:top w:val="none" w:color="000000" w:sz="4" w:space="0"/>
+          <w:left w:val="none" w:color="000000" w:sz="4" w:space="0"/>
           <w:bottom w:val="single" w:color="000000" w:themeColor="accent4" w:themeTint="9A" w:sz="4" w:space="0"/>
-          <w:right w:val="none"/>
+          <w:right w:val="none" w:color="000000" w:sz="4" w:space="0"/>
         </w:tcBorders>
       </w:tcPr>
     </w:tblStylePr>
@@ -24492,12 +24481,12 @@
         <w:tblBorders/>
       </w:tblPr>
       <w:tcPr>
-        <w:shd w:color="ffffff"/>
+        <w:shd w:val="clear" w:color="ffffff"/>
         <w:tcBorders>
-          <w:top w:val="none"/>
+          <w:top w:val="none" w:color="000000" w:sz="4" w:space="0"/>
           <w:left w:val="single" w:color="000000" w:themeColor="accent4" w:themeTint="9A" w:sz="4" w:space="0"/>
-          <w:bottom w:val="none"/>
-          <w:right w:val="none"/>
+          <w:bottom w:val="none" w:color="000000" w:sz="4" w:space="0"/>
+          <w:right w:val="none" w:color="000000" w:sz="4" w:space="0"/>
         </w:tcBorders>
       </w:tcPr>
     </w:tblStylePr>
@@ -24520,9 +24509,9 @@
         <w:shd w:val="clear" w:color="ffffff" w:themeColor="light1" w:fill="ffffff" w:themeFill="light1"/>
         <w:tcBorders>
           <w:top w:val="single" w:color="000000" w:themeColor="accent4" w:themeTint="9A" w:sz="4" w:space="0"/>
-          <w:left w:val="none"/>
-          <w:bottom w:val="none"/>
-          <w:right w:val="none"/>
+          <w:left w:val="none" w:color="000000" w:sz="4" w:space="0"/>
+          <w:bottom w:val="none" w:color="000000" w:sz="4" w:space="0"/>
+          <w:right w:val="none" w:color="000000" w:sz="4" w:space="0"/>
         </w:tcBorders>
       </w:tcPr>
     </w:tblStylePr>
@@ -24597,9 +24586,9 @@
       </w:tcPr>
     </w:tblStylePr>
   </w:style>
-  <w:style w:type="table" w:styleId="115">
+  <w:style w:type="table" w:styleId="804">
     <w:name w:val="List Table 7 Colorful - Accent 5"/>
-    <w:basedOn w:val="665"/>
+    <w:basedOn w:val="887"/>
     <w:uiPriority w:val="99"/>
     <w:pPr>
       <w:pBdr/>
@@ -24698,11 +24687,11 @@
         <w:tblBorders/>
       </w:tblPr>
       <w:tcPr>
-        <w:shd w:color="ffffff"/>
+        <w:shd w:val="clear" w:color="ffffff"/>
         <w:tcBorders>
-          <w:top w:val="none"/>
-          <w:left w:val="none"/>
-          <w:bottom w:val="none"/>
+          <w:top w:val="none" w:color="000000" w:sz="4" w:space="0"/>
+          <w:left w:val="none" w:color="000000" w:sz="4" w:space="0"/>
+          <w:bottom w:val="none" w:color="000000" w:sz="4" w:space="0"/>
           <w:right w:val="single" w:color="000000" w:themeColor="accent5" w:themeTint="9A" w:sz="4" w:space="0"/>
         </w:tcBorders>
       </w:tcPr>
@@ -24725,10 +24714,10 @@
       <w:tcPr>
         <w:shd w:val="clear" w:color="ffffff" w:themeColor="light1" w:fill="ffffff" w:themeFill="light1"/>
         <w:tcBorders>
-          <w:top w:val="none"/>
-          <w:left w:val="none"/>
+          <w:top w:val="none" w:color="000000" w:sz="4" w:space="0"/>
+          <w:left w:val="none" w:color="000000" w:sz="4" w:space="0"/>
           <w:bottom w:val="single" w:color="000000" w:themeColor="accent5" w:themeTint="9A" w:sz="4" w:space="0"/>
-          <w:right w:val="none"/>
+          <w:right w:val="none" w:color="000000" w:sz="4" w:space="0"/>
         </w:tcBorders>
       </w:tcPr>
     </w:tblStylePr>
@@ -24748,12 +24737,12 @@
         <w:tblBorders/>
       </w:tblPr>
       <w:tcPr>
-        <w:shd w:color="ffffff"/>
+        <w:shd w:val="clear" w:color="ffffff"/>
         <w:tcBorders>
-          <w:top w:val="none"/>
+          <w:top w:val="none" w:color="000000" w:sz="4" w:space="0"/>
           <w:left w:val="single" w:color="000000" w:themeColor="accent5" w:themeTint="9A" w:sz="4" w:space="0"/>
-          <w:bottom w:val="none"/>
-          <w:right w:val="none"/>
+          <w:bottom w:val="none" w:color="000000" w:sz="4" w:space="0"/>
+          <w:right w:val="none" w:color="000000" w:sz="4" w:space="0"/>
         </w:tcBorders>
       </w:tcPr>
     </w:tblStylePr>
@@ -24776,9 +24765,9 @@
         <w:shd w:val="clear" w:color="ffffff" w:themeColor="light1" w:fill="ffffff" w:themeFill="light1"/>
         <w:tcBorders>
           <w:top w:val="single" w:color="000000" w:themeColor="accent5" w:themeTint="9A" w:sz="4" w:space="0"/>
-          <w:left w:val="none"/>
-          <w:bottom w:val="none"/>
-          <w:right w:val="none"/>
+          <w:left w:val="none" w:color="000000" w:sz="4" w:space="0"/>
+          <w:bottom w:val="none" w:color="000000" w:sz="4" w:space="0"/>
+          <w:right w:val="none" w:color="000000" w:sz="4" w:space="0"/>
         </w:tcBorders>
       </w:tcPr>
     </w:tblStylePr>
@@ -24853,9 +24842,9 @@
       </w:tcPr>
     </w:tblStylePr>
   </w:style>
-  <w:style w:type="table" w:styleId="116">
+  <w:style w:type="table" w:styleId="805">
     <w:name w:val="List Table 7 Colorful - Accent 6"/>
-    <w:basedOn w:val="665"/>
+    <w:basedOn w:val="887"/>
     <w:uiPriority w:val="99"/>
     <w:pPr>
       <w:pBdr/>
@@ -24954,11 +24943,11 @@
         <w:tblBorders/>
       </w:tblPr>
       <w:tcPr>
-        <w:shd w:color="ffffff"/>
+        <w:shd w:val="clear" w:color="ffffff"/>
         <w:tcBorders>
-          <w:top w:val="none"/>
-          <w:left w:val="none"/>
-          <w:bottom w:val="none"/>
+          <w:top w:val="none" w:color="000000" w:sz="4" w:space="0"/>
+          <w:left w:val="none" w:color="000000" w:sz="4" w:space="0"/>
+          <w:bottom w:val="none" w:color="000000" w:sz="4" w:space="0"/>
           <w:right w:val="single" w:color="000000" w:themeColor="accent6" w:themeTint="98" w:sz="4" w:space="0"/>
         </w:tcBorders>
       </w:tcPr>
@@ -24981,10 +24970,10 @@
       <w:tcPr>
         <w:shd w:val="clear" w:color="ffffff" w:themeColor="light1" w:fill="ffffff" w:themeFill="light1"/>
         <w:tcBorders>
-          <w:top w:val="none"/>
-          <w:left w:val="none"/>
+          <w:top w:val="none" w:color="000000" w:sz="4" w:space="0"/>
+          <w:left w:val="none" w:color="000000" w:sz="4" w:space="0"/>
           <w:bottom w:val="single" w:color="000000" w:themeColor="accent6" w:themeTint="98" w:sz="4" w:space="0"/>
-          <w:right w:val="none"/>
+          <w:right w:val="none" w:color="000000" w:sz="4" w:space="0"/>
         </w:tcBorders>
       </w:tcPr>
     </w:tblStylePr>
@@ -25004,12 +24993,12 @@
         <w:tblBorders/>
       </w:tblPr>
       <w:tcPr>
-        <w:shd w:color="ffffff"/>
+        <w:shd w:val="clear" w:color="ffffff"/>
         <w:tcBorders>
-          <w:top w:val="none"/>
+          <w:top w:val="none" w:color="000000" w:sz="4" w:space="0"/>
           <w:left w:val="single" w:color="000000" w:themeColor="accent6" w:themeTint="98" w:sz="4" w:space="0"/>
-          <w:bottom w:val="none"/>
-          <w:right w:val="none"/>
+          <w:bottom w:val="none" w:color="000000" w:sz="4" w:space="0"/>
+          <w:right w:val="none" w:color="000000" w:sz="4" w:space="0"/>
         </w:tcBorders>
       </w:tcPr>
     </w:tblStylePr>
@@ -25032,9 +25021,9 @@
         <w:shd w:val="clear" w:color="ffffff" w:themeColor="light1" w:fill="ffffff" w:themeFill="light1"/>
         <w:tcBorders>
           <w:top w:val="single" w:color="000000" w:themeColor="accent6" w:themeTint="98" w:sz="4" w:space="0"/>
-          <w:left w:val="none"/>
-          <w:bottom w:val="none"/>
-          <w:right w:val="none"/>
+          <w:left w:val="none" w:color="000000" w:sz="4" w:space="0"/>
+          <w:bottom w:val="none" w:color="000000" w:sz="4" w:space="0"/>
+          <w:right w:val="none" w:color="000000" w:sz="4" w:space="0"/>
         </w:tcBorders>
       </w:tcPr>
     </w:tblStylePr>
@@ -25109,9 +25098,9 @@
       </w:tcPr>
     </w:tblStylePr>
   </w:style>
-  <w:style w:type="table" w:styleId="117">
+  <w:style w:type="table" w:styleId="806">
     <w:name w:val="Lined - Accent"/>
-    <w:basedOn w:val="665"/>
+    <w:basedOn w:val="887"/>
     <w:uiPriority w:val="99"/>
     <w:pPr>
       <w:pBdr/>
@@ -25346,9 +25335,9 @@
       </w:tcPr>
     </w:tblStylePr>
   </w:style>
-  <w:style w:type="table" w:styleId="118">
+  <w:style w:type="table" w:styleId="807">
     <w:name w:val="Lined - Accent 1"/>
-    <w:basedOn w:val="665"/>
+    <w:basedOn w:val="887"/>
     <w:uiPriority w:val="99"/>
     <w:pPr>
       <w:pBdr/>
@@ -25583,9 +25572,9 @@
       </w:tcPr>
     </w:tblStylePr>
   </w:style>
-  <w:style w:type="table" w:styleId="119">
+  <w:style w:type="table" w:styleId="808">
     <w:name w:val="Lined - Accent 2"/>
-    <w:basedOn w:val="665"/>
+    <w:basedOn w:val="887"/>
     <w:uiPriority w:val="99"/>
     <w:pPr>
       <w:pBdr/>
@@ -25820,9 +25809,9 @@
       </w:tcPr>
     </w:tblStylePr>
   </w:style>
-  <w:style w:type="table" w:styleId="120">
+  <w:style w:type="table" w:styleId="809">
     <w:name w:val="Lined - Accent 3"/>
-    <w:basedOn w:val="665"/>
+    <w:basedOn w:val="887"/>
     <w:uiPriority w:val="99"/>
     <w:pPr>
       <w:pBdr/>
@@ -26057,9 +26046,9 @@
       </w:tcPr>
     </w:tblStylePr>
   </w:style>
-  <w:style w:type="table" w:styleId="121">
+  <w:style w:type="table" w:styleId="810">
     <w:name w:val="Lined - Accent 4"/>
-    <w:basedOn w:val="665"/>
+    <w:basedOn w:val="887"/>
     <w:uiPriority w:val="99"/>
     <w:pPr>
       <w:pBdr/>
@@ -26294,9 +26283,9 @@
       </w:tcPr>
     </w:tblStylePr>
   </w:style>
-  <w:style w:type="table" w:styleId="122">
+  <w:style w:type="table" w:styleId="811">
     <w:name w:val="Lined - Accent 5"/>
-    <w:basedOn w:val="665"/>
+    <w:basedOn w:val="887"/>
     <w:uiPriority w:val="99"/>
     <w:pPr>
       <w:pBdr/>
@@ -26531,9 +26520,9 @@
       </w:tcPr>
     </w:tblStylePr>
   </w:style>
-  <w:style w:type="table" w:styleId="123">
+  <w:style w:type="table" w:styleId="812">
     <w:name w:val="Lined - Accent 6"/>
-    <w:basedOn w:val="665"/>
+    <w:basedOn w:val="887"/>
     <w:uiPriority w:val="99"/>
     <w:pPr>
       <w:pBdr/>
@@ -26768,9 +26757,9 @@
       </w:tcPr>
     </w:tblStylePr>
   </w:style>
-  <w:style w:type="table" w:styleId="124">
+  <w:style w:type="table" w:styleId="813">
     <w:name w:val="Bordered &amp; Lined - Accent"/>
-    <w:basedOn w:val="665"/>
+    <w:basedOn w:val="887"/>
     <w:uiPriority w:val="99"/>
     <w:pPr>
       <w:pBdr/>
@@ -27012,9 +27001,9 @@
       </w:tcPr>
     </w:tblStylePr>
   </w:style>
-  <w:style w:type="table" w:styleId="125">
+  <w:style w:type="table" w:styleId="814">
     <w:name w:val="Bordered &amp; Lined - Accent 1"/>
-    <w:basedOn w:val="665"/>
+    <w:basedOn w:val="887"/>
     <w:uiPriority w:val="99"/>
     <w:pPr>
       <w:pBdr/>
@@ -27256,9 +27245,9 @@
       </w:tcPr>
     </w:tblStylePr>
   </w:style>
-  <w:style w:type="table" w:styleId="126">
+  <w:style w:type="table" w:styleId="815">
     <w:name w:val="Bordered &amp; Lined - Accent 2"/>
-    <w:basedOn w:val="665"/>
+    <w:basedOn w:val="887"/>
     <w:uiPriority w:val="99"/>
     <w:pPr>
       <w:pBdr/>
@@ -27500,9 +27489,9 @@
       </w:tcPr>
     </w:tblStylePr>
   </w:style>
-  <w:style w:type="table" w:styleId="127">
+  <w:style w:type="table" w:styleId="816">
     <w:name w:val="Bordered &amp; Lined - Accent 3"/>
-    <w:basedOn w:val="665"/>
+    <w:basedOn w:val="887"/>
     <w:uiPriority w:val="99"/>
     <w:pPr>
       <w:pBdr/>
@@ -27744,9 +27733,9 @@
       </w:tcPr>
     </w:tblStylePr>
   </w:style>
-  <w:style w:type="table" w:styleId="128">
+  <w:style w:type="table" w:styleId="817">
     <w:name w:val="Bordered &amp; Lined - Accent 4"/>
-    <w:basedOn w:val="665"/>
+    <w:basedOn w:val="887"/>
     <w:uiPriority w:val="99"/>
     <w:pPr>
       <w:pBdr/>
@@ -27988,9 +27977,9 @@
       </w:tcPr>
     </w:tblStylePr>
   </w:style>
-  <w:style w:type="table" w:styleId="129">
+  <w:style w:type="table" w:styleId="818">
     <w:name w:val="Bordered &amp; Lined - Accent 5"/>
-    <w:basedOn w:val="665"/>
+    <w:basedOn w:val="887"/>
     <w:uiPriority w:val="99"/>
     <w:pPr>
       <w:pBdr/>
@@ -28232,9 +28221,9 @@
       </w:tcPr>
     </w:tblStylePr>
   </w:style>
-  <w:style w:type="table" w:styleId="130">
+  <w:style w:type="table" w:styleId="819">
     <w:name w:val="Bordered &amp; Lined - Accent 6"/>
-    <w:basedOn w:val="665"/>
+    <w:basedOn w:val="887"/>
     <w:uiPriority w:val="99"/>
     <w:pPr>
       <w:pBdr/>
@@ -28476,9 +28465,9 @@
       </w:tcPr>
     </w:tblStylePr>
   </w:style>
-  <w:style w:type="table" w:styleId="131">
+  <w:style w:type="table" w:styleId="820">
     <w:name w:val="Bordered"/>
-    <w:basedOn w:val="665"/>
+    <w:basedOn w:val="887"/>
     <w:uiPriority w:val="99"/>
     <w:pPr>
       <w:pBdr/>
@@ -28707,9 +28696,9 @@
       </w:tcPr>
     </w:tblStylePr>
   </w:style>
-  <w:style w:type="table" w:styleId="132">
+  <w:style w:type="table" w:styleId="821">
     <w:name w:val="Bordered - Accent 1"/>
-    <w:basedOn w:val="665"/>
+    <w:basedOn w:val="887"/>
     <w:uiPriority w:val="99"/>
     <w:pPr>
       <w:pBdr/>
@@ -28938,9 +28927,9 @@
       </w:tcPr>
     </w:tblStylePr>
   </w:style>
-  <w:style w:type="table" w:styleId="133">
+  <w:style w:type="table" w:styleId="822">
     <w:name w:val="Bordered - Accent 2"/>
-    <w:basedOn w:val="665"/>
+    <w:basedOn w:val="887"/>
     <w:uiPriority w:val="99"/>
     <w:pPr>
       <w:pBdr/>
@@ -29169,9 +29158,9 @@
       </w:tcPr>
     </w:tblStylePr>
   </w:style>
-  <w:style w:type="table" w:styleId="134">
+  <w:style w:type="table" w:styleId="823">
     <w:name w:val="Bordered - Accent 3"/>
-    <w:basedOn w:val="665"/>
+    <w:basedOn w:val="887"/>
     <w:uiPriority w:val="99"/>
     <w:pPr>
       <w:pBdr/>
@@ -29400,9 +29389,9 @@
       </w:tcPr>
     </w:tblStylePr>
   </w:style>
-  <w:style w:type="table" w:styleId="135">
+  <w:style w:type="table" w:styleId="824">
     <w:name w:val="Bordered - Accent 4"/>
-    <w:basedOn w:val="665"/>
+    <w:basedOn w:val="887"/>
     <w:uiPriority w:val="99"/>
     <w:pPr>
       <w:pBdr/>
@@ -29631,9 +29620,9 @@
       </w:tcPr>
     </w:tblStylePr>
   </w:style>
-  <w:style w:type="table" w:styleId="136">
+  <w:style w:type="table" w:styleId="825">
     <w:name w:val="Bordered - Accent 5"/>
-    <w:basedOn w:val="665"/>
+    <w:basedOn w:val="887"/>
     <w:uiPriority w:val="99"/>
     <w:pPr>
       <w:pBdr/>
@@ -29862,9 +29851,9 @@
       </w:tcPr>
     </w:tblStylePr>
   </w:style>
-  <w:style w:type="table" w:styleId="137">
+  <w:style w:type="table" w:styleId="826">
     <w:name w:val="Bordered - Accent 6"/>
-    <w:basedOn w:val="665"/>
+    <w:basedOn w:val="887"/>
     <w:uiPriority w:val="99"/>
     <w:pPr>
       <w:pBdr/>
@@ -30093,11 +30082,11 @@
       </w:tcPr>
     </w:tblStylePr>
   </w:style>
-  <w:style w:type="paragraph" w:styleId="139">
+  <w:style w:type="paragraph" w:styleId="827">
     <w:name w:val="Heading 1"/>
-    <w:basedOn w:val="664"/>
-    <w:next w:val="664"/>
-    <w:link w:val="150"/>
+    <w:basedOn w:val="886"/>
+    <w:next w:val="886"/>
+    <w:link w:val="837"/>
     <w:uiPriority w:val="9"/>
     <w:qFormat/>
     <w:pPr>
@@ -30115,11 +30104,11 @@
       <w:szCs w:val="40"/>
     </w:rPr>
   </w:style>
-  <w:style w:type="paragraph" w:styleId="140">
+  <w:style w:type="paragraph" w:styleId="828">
     <w:name w:val="Heading 2"/>
-    <w:basedOn w:val="664"/>
-    <w:next w:val="664"/>
-    <w:link w:val="151"/>
+    <w:basedOn w:val="886"/>
+    <w:next w:val="886"/>
+    <w:link w:val="838"/>
     <w:uiPriority w:val="9"/>
     <w:unhideWhenUsed/>
     <w:qFormat/>
@@ -30138,11 +30127,11 @@
       <w:szCs w:val="32"/>
     </w:rPr>
   </w:style>
-  <w:style w:type="paragraph" w:styleId="141">
+  <w:style w:type="paragraph" w:styleId="829">
     <w:name w:val="Heading 3"/>
-    <w:basedOn w:val="664"/>
-    <w:next w:val="664"/>
-    <w:link w:val="152"/>
+    <w:basedOn w:val="886"/>
+    <w:next w:val="886"/>
+    <w:link w:val="839"/>
     <w:uiPriority w:val="9"/>
     <w:unhideWhenUsed/>
     <w:qFormat/>
@@ -30161,11 +30150,11 @@
       <w:szCs w:val="28"/>
     </w:rPr>
   </w:style>
-  <w:style w:type="paragraph" w:styleId="142">
+  <w:style w:type="paragraph" w:styleId="830">
     <w:name w:val="Heading 4"/>
-    <w:basedOn w:val="664"/>
-    <w:next w:val="664"/>
-    <w:link w:val="153"/>
+    <w:basedOn w:val="886"/>
+    <w:next w:val="886"/>
+    <w:link w:val="840"/>
     <w:uiPriority w:val="9"/>
     <w:unhideWhenUsed/>
     <w:qFormat/>
@@ -30184,11 +30173,11 @@
       <w:color w:val="0f4761" w:themeColor="accent1" w:themeShade="BF"/>
     </w:rPr>
   </w:style>
-  <w:style w:type="paragraph" w:styleId="143">
+  <w:style w:type="paragraph" w:styleId="831">
     <w:name w:val="Heading 5"/>
-    <w:basedOn w:val="664"/>
-    <w:next w:val="664"/>
-    <w:link w:val="154"/>
+    <w:basedOn w:val="886"/>
+    <w:next w:val="886"/>
+    <w:link w:val="841"/>
     <w:uiPriority w:val="9"/>
     <w:unhideWhenUsed/>
     <w:qFormat/>
@@ -30205,11 +30194,11 @@
       <w:color w:val="0f4761" w:themeColor="accent1" w:themeShade="BF"/>
     </w:rPr>
   </w:style>
-  <w:style w:type="paragraph" w:styleId="144">
+  <w:style w:type="paragraph" w:styleId="832">
     <w:name w:val="Heading 6"/>
-    <w:basedOn w:val="664"/>
-    <w:next w:val="664"/>
-    <w:link w:val="155"/>
+    <w:basedOn w:val="886"/>
+    <w:next w:val="886"/>
+    <w:link w:val="842"/>
     <w:uiPriority w:val="9"/>
     <w:unhideWhenUsed/>
     <w:qFormat/>
@@ -30228,11 +30217,11 @@
       <w:color w:val="595959" w:themeColor="text1" w:themeTint="A6"/>
     </w:rPr>
   </w:style>
-  <w:style w:type="paragraph" w:styleId="145">
+  <w:style w:type="paragraph" w:styleId="833">
     <w:name w:val="Heading 7"/>
-    <w:basedOn w:val="664"/>
-    <w:next w:val="664"/>
-    <w:link w:val="156"/>
+    <w:basedOn w:val="886"/>
+    <w:next w:val="886"/>
+    <w:link w:val="843"/>
     <w:uiPriority w:val="9"/>
     <w:unhideWhenUsed/>
     <w:qFormat/>
@@ -30249,11 +30238,11 @@
       <w:color w:val="595959" w:themeColor="text1" w:themeTint="A6"/>
     </w:rPr>
   </w:style>
-  <w:style w:type="paragraph" w:styleId="146">
+  <w:style w:type="paragraph" w:styleId="834">
     <w:name w:val="Heading 8"/>
-    <w:basedOn w:val="664"/>
-    <w:next w:val="664"/>
-    <w:link w:val="157"/>
+    <w:basedOn w:val="886"/>
+    <w:next w:val="886"/>
+    <w:link w:val="844"/>
     <w:uiPriority w:val="9"/>
     <w:unhideWhenUsed/>
     <w:qFormat/>
@@ -30272,11 +30261,11 @@
       <w:color w:val="272727" w:themeColor="text1" w:themeTint="D8"/>
     </w:rPr>
   </w:style>
-  <w:style w:type="paragraph" w:styleId="147">
+  <w:style w:type="paragraph" w:styleId="835">
     <w:name w:val="Heading 9"/>
-    <w:basedOn w:val="664"/>
-    <w:next w:val="664"/>
-    <w:link w:val="158"/>
+    <w:basedOn w:val="886"/>
+    <w:next w:val="886"/>
+    <w:link w:val="845"/>
     <w:uiPriority w:val="9"/>
     <w:unhideWhenUsed/>
     <w:qFormat/>
@@ -30295,7 +30284,7 @@
       <w:color w:val="272727" w:themeColor="text1" w:themeTint="D8"/>
     </w:rPr>
   </w:style>
-  <w:style w:type="character" w:styleId="148" w:default="1">
+  <w:style w:type="character" w:styleId="836" w:default="1">
     <w:name w:val="Default Paragraph Font"/>
     <w:uiPriority w:val="1"/>
     <w:semiHidden/>
@@ -30306,10 +30295,10 @@
       <w:ind/>
     </w:pPr>
   </w:style>
-  <w:style w:type="character" w:styleId="150">
+  <w:style w:type="character" w:styleId="837">
     <w:name w:val="Heading 1 Char"/>
-    <w:basedOn w:val="148"/>
-    <w:link w:val="139"/>
+    <w:basedOn w:val="836"/>
+    <w:link w:val="827"/>
     <w:uiPriority w:val="9"/>
     <w:pPr>
       <w:pBdr/>
@@ -30323,10 +30312,10 @@
       <w:szCs w:val="40"/>
     </w:rPr>
   </w:style>
-  <w:style w:type="character" w:styleId="151">
+  <w:style w:type="character" w:styleId="838">
     <w:name w:val="Heading 2 Char"/>
-    <w:basedOn w:val="148"/>
-    <w:link w:val="140"/>
+    <w:basedOn w:val="836"/>
+    <w:link w:val="828"/>
     <w:uiPriority w:val="9"/>
     <w:pPr>
       <w:pBdr/>
@@ -30340,10 +30329,10 @@
       <w:szCs w:val="32"/>
     </w:rPr>
   </w:style>
-  <w:style w:type="character" w:styleId="152">
+  <w:style w:type="character" w:styleId="839">
     <w:name w:val="Heading 3 Char"/>
-    <w:basedOn w:val="148"/>
-    <w:link w:val="141"/>
+    <w:basedOn w:val="836"/>
+    <w:link w:val="829"/>
     <w:uiPriority w:val="9"/>
     <w:pPr>
       <w:pBdr/>
@@ -30357,10 +30346,10 @@
       <w:szCs w:val="28"/>
     </w:rPr>
   </w:style>
-  <w:style w:type="character" w:styleId="153">
+  <w:style w:type="character" w:styleId="840">
     <w:name w:val="Heading 4 Char"/>
-    <w:basedOn w:val="148"/>
-    <w:link w:val="142"/>
+    <w:basedOn w:val="836"/>
+    <w:link w:val="830"/>
     <w:uiPriority w:val="9"/>
     <w:pPr>
       <w:pBdr/>
@@ -30374,10 +30363,10 @@
       <w:color w:val="0f4761" w:themeColor="accent1" w:themeShade="BF"/>
     </w:rPr>
   </w:style>
-  <w:style w:type="character" w:styleId="154">
+  <w:style w:type="character" w:styleId="841">
     <w:name w:val="Heading 5 Char"/>
-    <w:basedOn w:val="148"/>
-    <w:link w:val="143"/>
+    <w:basedOn w:val="836"/>
+    <w:link w:val="831"/>
     <w:uiPriority w:val="9"/>
     <w:pPr>
       <w:pBdr/>
@@ -30389,10 +30378,10 @@
       <w:color w:val="0f4761" w:themeColor="accent1" w:themeShade="BF"/>
     </w:rPr>
   </w:style>
-  <w:style w:type="character" w:styleId="155">
+  <w:style w:type="character" w:styleId="842">
     <w:name w:val="Heading 6 Char"/>
-    <w:basedOn w:val="148"/>
-    <w:link w:val="144"/>
+    <w:basedOn w:val="836"/>
+    <w:link w:val="832"/>
     <w:uiPriority w:val="9"/>
     <w:pPr>
       <w:pBdr/>
@@ -30406,10 +30395,10 @@
       <w:color w:val="595959" w:themeColor="text1" w:themeTint="A6"/>
     </w:rPr>
   </w:style>
-  <w:style w:type="character" w:styleId="156">
+  <w:style w:type="character" w:styleId="843">
     <w:name w:val="Heading 7 Char"/>
-    <w:basedOn w:val="148"/>
-    <w:link w:val="145"/>
+    <w:basedOn w:val="836"/>
+    <w:link w:val="833"/>
     <w:uiPriority w:val="9"/>
     <w:pPr>
       <w:pBdr/>
@@ -30421,10 +30410,10 @@
       <w:color w:val="595959" w:themeColor="text1" w:themeTint="A6"/>
     </w:rPr>
   </w:style>
-  <w:style w:type="character" w:styleId="157">
+  <w:style w:type="character" w:styleId="844">
     <w:name w:val="Heading 8 Char"/>
-    <w:basedOn w:val="148"/>
-    <w:link w:val="146"/>
+    <w:basedOn w:val="836"/>
+    <w:link w:val="834"/>
     <w:uiPriority w:val="9"/>
     <w:pPr>
       <w:pBdr/>
@@ -30438,10 +30427,10 @@
       <w:color w:val="272727" w:themeColor="text1" w:themeTint="D8"/>
     </w:rPr>
   </w:style>
-  <w:style w:type="character" w:styleId="158">
+  <w:style w:type="character" w:styleId="845">
     <w:name w:val="Heading 9 Char"/>
-    <w:basedOn w:val="148"/>
-    <w:link w:val="147"/>
+    <w:basedOn w:val="836"/>
+    <w:link w:val="835"/>
     <w:uiPriority w:val="9"/>
     <w:pPr>
       <w:pBdr/>
@@ -30455,11 +30444,11 @@
       <w:color w:val="272727" w:themeColor="text1" w:themeTint="D8"/>
     </w:rPr>
   </w:style>
-  <w:style w:type="paragraph" w:styleId="159">
+  <w:style w:type="paragraph" w:styleId="846">
     <w:name w:val="Title"/>
-    <w:basedOn w:val="664"/>
-    <w:next w:val="664"/>
-    <w:link w:val="160"/>
+    <w:basedOn w:val="886"/>
+    <w:next w:val="886"/>
+    <w:link w:val="847"/>
     <w:uiPriority w:val="10"/>
     <w:qFormat/>
     <w:pPr>
@@ -30475,10 +30464,10 @@
       <w:szCs w:val="56"/>
     </w:rPr>
   </w:style>
-  <w:style w:type="character" w:styleId="160">
+  <w:style w:type="character" w:styleId="847">
     <w:name w:val="Title Char"/>
-    <w:basedOn w:val="148"/>
-    <w:link w:val="159"/>
+    <w:basedOn w:val="836"/>
+    <w:link w:val="846"/>
     <w:uiPriority w:val="10"/>
     <w:pPr>
       <w:pBdr/>
@@ -30492,11 +30481,11 @@
       <w:szCs w:val="56"/>
     </w:rPr>
   </w:style>
-  <w:style w:type="paragraph" w:styleId="161">
+  <w:style w:type="paragraph" w:styleId="848">
     <w:name w:val="Subtitle"/>
-    <w:basedOn w:val="664"/>
-    <w:next w:val="664"/>
-    <w:link w:val="162"/>
+    <w:basedOn w:val="886"/>
+    <w:next w:val="886"/>
+    <w:link w:val="849"/>
     <w:uiPriority w:val="11"/>
     <w:qFormat/>
     <w:pPr>
@@ -30514,10 +30503,10 @@
       <w:szCs w:val="28"/>
     </w:rPr>
   </w:style>
-  <w:style w:type="character" w:styleId="162">
+  <w:style w:type="character" w:styleId="849">
     <w:name w:val="Subtitle Char"/>
-    <w:basedOn w:val="148"/>
-    <w:link w:val="161"/>
+    <w:basedOn w:val="836"/>
+    <w:link w:val="848"/>
     <w:uiPriority w:val="11"/>
     <w:pPr>
       <w:pBdr/>
@@ -30531,11 +30520,11 @@
       <w:szCs w:val="28"/>
     </w:rPr>
   </w:style>
-  <w:style w:type="paragraph" w:styleId="163">
+  <w:style w:type="paragraph" w:styleId="850">
     <w:name w:val="Quote"/>
-    <w:basedOn w:val="664"/>
-    <w:next w:val="664"/>
-    <w:link w:val="164"/>
+    <w:basedOn w:val="886"/>
+    <w:next w:val="886"/>
+    <w:link w:val="851"/>
     <w:uiPriority w:val="29"/>
     <w:qFormat/>
     <w:pPr>
@@ -30550,10 +30539,10 @@
       <w:color w:val="404040" w:themeColor="text1" w:themeTint="BF"/>
     </w:rPr>
   </w:style>
-  <w:style w:type="character" w:styleId="164">
+  <w:style w:type="character" w:styleId="851">
     <w:name w:val="Quote Char"/>
-    <w:basedOn w:val="148"/>
-    <w:link w:val="163"/>
+    <w:basedOn w:val="836"/>
+    <w:link w:val="850"/>
     <w:uiPriority w:val="29"/>
     <w:pPr>
       <w:pBdr/>
@@ -30566,9 +30555,9 @@
       <w:color w:val="404040" w:themeColor="text1" w:themeTint="BF"/>
     </w:rPr>
   </w:style>
-  <w:style w:type="character" w:styleId="166">
+  <w:style w:type="character" w:styleId="852">
     <w:name w:val="Intense Emphasis"/>
-    <w:basedOn w:val="148"/>
+    <w:basedOn w:val="836"/>
     <w:uiPriority w:val="21"/>
     <w:qFormat/>
     <w:pPr>
@@ -30582,11 +30571,11 @@
       <w:color w:val="0f4761" w:themeColor="accent1" w:themeShade="BF"/>
     </w:rPr>
   </w:style>
-  <w:style w:type="paragraph" w:styleId="167">
+  <w:style w:type="paragraph" w:styleId="853">
     <w:name w:val="Intense Quote"/>
-    <w:basedOn w:val="664"/>
-    <w:next w:val="664"/>
-    <w:link w:val="168"/>
+    <w:basedOn w:val="886"/>
+    <w:next w:val="886"/>
+    <w:link w:val="854"/>
     <w:uiPriority w:val="30"/>
     <w:qFormat/>
     <w:pPr>
@@ -30604,10 +30593,10 @@
       <w:color w:val="0f4761" w:themeColor="accent1" w:themeShade="BF"/>
     </w:rPr>
   </w:style>
-  <w:style w:type="character" w:styleId="168">
+  <w:style w:type="character" w:styleId="854">
     <w:name w:val="Intense Quote Char"/>
-    <w:basedOn w:val="148"/>
-    <w:link w:val="167"/>
+    <w:basedOn w:val="836"/>
+    <w:link w:val="853"/>
     <w:uiPriority w:val="30"/>
     <w:pPr>
       <w:pBdr/>
@@ -30620,9 +30609,9 @@
       <w:color w:val="0f4761" w:themeColor="accent1" w:themeShade="BF"/>
     </w:rPr>
   </w:style>
-  <w:style w:type="character" w:styleId="169">
+  <w:style w:type="character" w:styleId="855">
     <w:name w:val="Intense Reference"/>
-    <w:basedOn w:val="148"/>
+    <w:basedOn w:val="836"/>
     <w:uiPriority w:val="32"/>
     <w:qFormat/>
     <w:pPr>
@@ -30638,9 +30627,9 @@
       <w:spacing w:val="5"/>
     </w:rPr>
   </w:style>
-  <w:style w:type="character" w:styleId="171">
+  <w:style w:type="character" w:styleId="856">
     <w:name w:val="Subtle Emphasis"/>
-    <w:basedOn w:val="148"/>
+    <w:basedOn w:val="836"/>
     <w:uiPriority w:val="19"/>
     <w:qFormat/>
     <w:pPr>
@@ -30654,9 +30643,9 @@
       <w:color w:val="404040" w:themeColor="text1" w:themeTint="BF"/>
     </w:rPr>
   </w:style>
-  <w:style w:type="character" w:styleId="172">
+  <w:style w:type="character" w:styleId="857">
     <w:name w:val="Emphasis"/>
-    <w:basedOn w:val="148"/>
+    <w:basedOn w:val="836"/>
     <w:uiPriority w:val="20"/>
     <w:qFormat/>
     <w:pPr>
@@ -30669,9 +30658,9 @@
       <w:iCs/>
     </w:rPr>
   </w:style>
-  <w:style w:type="character" w:styleId="173">
+  <w:style w:type="character" w:styleId="858">
     <w:name w:val="Strong"/>
-    <w:basedOn w:val="148"/>
+    <w:basedOn w:val="836"/>
     <w:uiPriority w:val="22"/>
     <w:qFormat/>
     <w:pPr>
@@ -30684,9 +30673,9 @@
       <w:bCs/>
     </w:rPr>
   </w:style>
-  <w:style w:type="character" w:styleId="174">
+  <w:style w:type="character" w:styleId="859">
     <w:name w:val="Subtle Reference"/>
-    <w:basedOn w:val="148"/>
+    <w:basedOn w:val="836"/>
     <w:uiPriority w:val="31"/>
     <w:qFormat/>
     <w:pPr>
@@ -30699,9 +30688,9 @@
       <w:color w:val="5a5a5a" w:themeColor="text1" w:themeTint="A5"/>
     </w:rPr>
   </w:style>
-  <w:style w:type="character" w:styleId="175">
+  <w:style w:type="character" w:styleId="860">
     <w:name w:val="Book Title"/>
-    <w:basedOn w:val="148"/>
+    <w:basedOn w:val="836"/>
     <w:uiPriority w:val="33"/>
     <w:qFormat/>
     <w:pPr>
@@ -30717,10 +30706,10 @@
       <w:spacing w:val="5"/>
     </w:rPr>
   </w:style>
-  <w:style w:type="paragraph" w:styleId="176">
+  <w:style w:type="paragraph" w:styleId="861">
     <w:name w:val="Header"/>
-    <w:basedOn w:val="664"/>
-    <w:link w:val="177"/>
+    <w:basedOn w:val="886"/>
+    <w:link w:val="862"/>
     <w:uiPriority w:val="99"/>
     <w:unhideWhenUsed/>
     <w:pPr>
@@ -30733,10 +30722,10 @@
       <w:ind/>
     </w:pPr>
   </w:style>
-  <w:style w:type="character" w:styleId="177">
+  <w:style w:type="character" w:styleId="862">
     <w:name w:val="Header Char"/>
-    <w:basedOn w:val="148"/>
-    <w:link w:val="176"/>
+    <w:basedOn w:val="836"/>
+    <w:link w:val="861"/>
     <w:uiPriority w:val="99"/>
     <w:pPr>
       <w:pBdr/>
@@ -30744,10 +30733,10 @@
       <w:ind/>
     </w:pPr>
   </w:style>
-  <w:style w:type="paragraph" w:styleId="178">
+  <w:style w:type="paragraph" w:styleId="863">
     <w:name w:val="Footer"/>
-    <w:basedOn w:val="664"/>
-    <w:link w:val="179"/>
+    <w:basedOn w:val="886"/>
+    <w:link w:val="864"/>
     <w:uiPriority w:val="99"/>
     <w:unhideWhenUsed/>
     <w:pPr>
@@ -30760,10 +30749,10 @@
       <w:ind/>
     </w:pPr>
   </w:style>
-  <w:style w:type="character" w:styleId="179">
+  <w:style w:type="character" w:styleId="864">
     <w:name w:val="Footer Char"/>
-    <w:basedOn w:val="148"/>
-    <w:link w:val="178"/>
+    <w:basedOn w:val="836"/>
+    <w:link w:val="863"/>
     <w:uiPriority w:val="99"/>
     <w:pPr>
       <w:pBdr/>
@@ -30771,10 +30760,10 @@
       <w:ind/>
     </w:pPr>
   </w:style>
-  <w:style w:type="paragraph" w:styleId="180">
+  <w:style w:type="paragraph" w:styleId="865">
     <w:name w:val="Caption"/>
-    <w:basedOn w:val="664"/>
-    <w:next w:val="664"/>
+    <w:basedOn w:val="886"/>
+    <w:next w:val="886"/>
     <w:uiPriority w:val="35"/>
     <w:unhideWhenUsed/>
     <w:qFormat/>
@@ -30791,10 +30780,10 @@
       <w:szCs w:val="18"/>
     </w:rPr>
   </w:style>
-  <w:style w:type="paragraph" w:styleId="181">
+  <w:style w:type="paragraph" w:styleId="866">
     <w:name w:val="footnote text"/>
-    <w:basedOn w:val="664"/>
-    <w:link w:val="182"/>
+    <w:basedOn w:val="886"/>
+    <w:link w:val="867"/>
     <w:uiPriority w:val="99"/>
     <w:semiHidden/>
     <w:unhideWhenUsed/>
@@ -30808,10 +30797,10 @@
       <w:szCs w:val="20"/>
     </w:rPr>
   </w:style>
-  <w:style w:type="character" w:styleId="182">
+  <w:style w:type="character" w:styleId="867">
     <w:name w:val="Footnote Text Char"/>
-    <w:basedOn w:val="148"/>
-    <w:link w:val="181"/>
+    <w:basedOn w:val="836"/>
+    <w:link w:val="866"/>
     <w:uiPriority w:val="99"/>
     <w:semiHidden/>
     <w:pPr>
@@ -30824,9 +30813,9 @@
       <w:szCs w:val="20"/>
     </w:rPr>
   </w:style>
-  <w:style w:type="character" w:styleId="183">
+  <w:style w:type="character" w:styleId="868">
     <w:name w:val="footnote reference"/>
-    <w:basedOn w:val="148"/>
+    <w:basedOn w:val="836"/>
     <w:uiPriority w:val="99"/>
     <w:semiHidden/>
     <w:unhideWhenUsed/>
@@ -30839,10 +30828,10 @@
       <w:vertAlign w:val="superscript"/>
     </w:rPr>
   </w:style>
-  <w:style w:type="paragraph" w:styleId="184">
+  <w:style w:type="paragraph" w:styleId="869">
     <w:name w:val="endnote text"/>
-    <w:basedOn w:val="664"/>
-    <w:link w:val="185"/>
+    <w:basedOn w:val="886"/>
+    <w:link w:val="870"/>
     <w:uiPriority w:val="99"/>
     <w:semiHidden/>
     <w:unhideWhenUsed/>
@@ -30856,10 +30845,10 @@
       <w:szCs w:val="20"/>
     </w:rPr>
   </w:style>
-  <w:style w:type="character" w:styleId="185">
+  <w:style w:type="character" w:styleId="870">
     <w:name w:val="Endnote Text Char"/>
-    <w:basedOn w:val="148"/>
-    <w:link w:val="184"/>
+    <w:basedOn w:val="836"/>
+    <w:link w:val="869"/>
     <w:uiPriority w:val="99"/>
     <w:semiHidden/>
     <w:pPr>
@@ -30872,9 +30861,9 @@
       <w:szCs w:val="20"/>
     </w:rPr>
   </w:style>
-  <w:style w:type="character" w:styleId="186">
+  <w:style w:type="character" w:styleId="871">
     <w:name w:val="endnote reference"/>
-    <w:basedOn w:val="148"/>
+    <w:basedOn w:val="836"/>
     <w:uiPriority w:val="99"/>
     <w:semiHidden/>
     <w:unhideWhenUsed/>
@@ -30887,9 +30876,9 @@
       <w:vertAlign w:val="superscript"/>
     </w:rPr>
   </w:style>
-  <w:style w:type="character" w:styleId="187">
+  <w:style w:type="character" w:styleId="872">
     <w:name w:val="Hyperlink"/>
-    <w:basedOn w:val="148"/>
+    <w:basedOn w:val="836"/>
     <w:uiPriority w:val="99"/>
     <w:unhideWhenUsed/>
     <w:pPr>
@@ -30902,9 +30891,9 @@
       <w:u w:val="single"/>
     </w:rPr>
   </w:style>
-  <w:style w:type="character" w:styleId="188">
+  <w:style w:type="character" w:styleId="873">
     <w:name w:val="FollowedHyperlink"/>
-    <w:basedOn w:val="148"/>
+    <w:basedOn w:val="836"/>
     <w:uiPriority w:val="99"/>
     <w:semiHidden/>
     <w:unhideWhenUsed/>
@@ -30918,10 +30907,10 @@
       <w:u w:val="single"/>
     </w:rPr>
   </w:style>
-  <w:style w:type="paragraph" w:styleId="189">
+  <w:style w:type="paragraph" w:styleId="874">
     <w:name w:val="toc 1"/>
-    <w:basedOn w:val="664"/>
-    <w:next w:val="664"/>
+    <w:basedOn w:val="886"/>
+    <w:next w:val="886"/>
     <w:uiPriority w:val="39"/>
     <w:unhideWhenUsed/>
     <w:pPr>
@@ -30930,10 +30919,10 @@
       <w:ind/>
     </w:pPr>
   </w:style>
-  <w:style w:type="paragraph" w:styleId="190">
+  <w:style w:type="paragraph" w:styleId="875">
     <w:name w:val="toc 2"/>
-    <w:basedOn w:val="664"/>
-    <w:next w:val="664"/>
+    <w:basedOn w:val="886"/>
+    <w:next w:val="886"/>
     <w:uiPriority w:val="39"/>
     <w:unhideWhenUsed/>
     <w:pPr>
@@ -30942,10 +30931,10 @@
       <w:ind w:left="220"/>
     </w:pPr>
   </w:style>
-  <w:style w:type="paragraph" w:styleId="191">
+  <w:style w:type="paragraph" w:styleId="876">
     <w:name w:val="toc 3"/>
-    <w:basedOn w:val="664"/>
-    <w:next w:val="664"/>
+    <w:basedOn w:val="886"/>
+    <w:next w:val="886"/>
     <w:uiPriority w:val="39"/>
     <w:unhideWhenUsed/>
     <w:pPr>
@@ -30954,10 +30943,10 @@
       <w:ind w:left="440"/>
     </w:pPr>
   </w:style>
-  <w:style w:type="paragraph" w:styleId="192">
+  <w:style w:type="paragraph" w:styleId="877">
     <w:name w:val="toc 4"/>
-    <w:basedOn w:val="664"/>
-    <w:next w:val="664"/>
+    <w:basedOn w:val="886"/>
+    <w:next w:val="886"/>
     <w:uiPriority w:val="39"/>
     <w:unhideWhenUsed/>
     <w:pPr>
@@ -30966,10 +30955,10 @@
       <w:ind w:left="660"/>
     </w:pPr>
   </w:style>
-  <w:style w:type="paragraph" w:styleId="193">
+  <w:style w:type="paragraph" w:styleId="878">
     <w:name w:val="toc 5"/>
-    <w:basedOn w:val="664"/>
-    <w:next w:val="664"/>
+    <w:basedOn w:val="886"/>
+    <w:next w:val="886"/>
     <w:uiPriority w:val="39"/>
     <w:unhideWhenUsed/>
     <w:pPr>
@@ -30978,10 +30967,10 @@
       <w:ind w:left="880"/>
     </w:pPr>
   </w:style>
-  <w:style w:type="paragraph" w:styleId="194">
+  <w:style w:type="paragraph" w:styleId="879">
     <w:name w:val="toc 6"/>
-    <w:basedOn w:val="664"/>
-    <w:next w:val="664"/>
+    <w:basedOn w:val="886"/>
+    <w:next w:val="886"/>
     <w:uiPriority w:val="39"/>
     <w:unhideWhenUsed/>
     <w:pPr>
@@ -30990,10 +30979,10 @@
       <w:ind w:left="1100"/>
     </w:pPr>
   </w:style>
-  <w:style w:type="paragraph" w:styleId="195">
+  <w:style w:type="paragraph" w:styleId="880">
     <w:name w:val="toc 7"/>
-    <w:basedOn w:val="664"/>
-    <w:next w:val="664"/>
+    <w:basedOn w:val="886"/>
+    <w:next w:val="886"/>
     <w:uiPriority w:val="39"/>
     <w:unhideWhenUsed/>
     <w:pPr>
@@ -31002,10 +30991,10 @@
       <w:ind w:left="1320"/>
     </w:pPr>
   </w:style>
-  <w:style w:type="paragraph" w:styleId="196">
+  <w:style w:type="paragraph" w:styleId="881">
     <w:name w:val="toc 8"/>
-    <w:basedOn w:val="664"/>
-    <w:next w:val="664"/>
+    <w:basedOn w:val="886"/>
+    <w:next w:val="886"/>
     <w:uiPriority w:val="39"/>
     <w:unhideWhenUsed/>
     <w:pPr>
@@ -31014,10 +31003,10 @@
       <w:ind w:left="1540"/>
     </w:pPr>
   </w:style>
-  <w:style w:type="paragraph" w:styleId="197">
+  <w:style w:type="paragraph" w:styleId="882">
     <w:name w:val="toc 9"/>
-    <w:basedOn w:val="664"/>
-    <w:next w:val="664"/>
+    <w:basedOn w:val="886"/>
+    <w:next w:val="886"/>
     <w:uiPriority w:val="39"/>
     <w:unhideWhenUsed/>
     <w:pPr>
@@ -31026,9 +31015,9 @@
       <w:ind w:left="1760"/>
     </w:pPr>
   </w:style>
-  <w:style w:type="character" w:styleId="198">
+  <w:style w:type="character" w:styleId="883">
     <w:name w:val="Placeholder Text"/>
-    <w:basedOn w:val="148"/>
+    <w:basedOn w:val="836"/>
     <w:uiPriority w:val="99"/>
     <w:semiHidden/>
     <w:pPr>
@@ -31040,7 +31029,7 @@
       <w:color w:val="666666"/>
     </w:rPr>
   </w:style>
-  <w:style w:type="paragraph" w:styleId="208">
+  <w:style w:type="paragraph" w:styleId="884">
     <w:name w:val="TOC Heading"/>
     <w:uiPriority w:val="39"/>
     <w:unhideWhenUsed/>
@@ -31050,10 +31039,10 @@
       <w:ind/>
     </w:pPr>
   </w:style>
-  <w:style w:type="paragraph" w:styleId="209">
+  <w:style w:type="paragraph" w:styleId="885">
     <w:name w:val="table of figures"/>
-    <w:basedOn w:val="664"/>
-    <w:next w:val="664"/>
+    <w:basedOn w:val="886"/>
+    <w:next w:val="886"/>
     <w:uiPriority w:val="99"/>
     <w:unhideWhenUsed/>
     <w:pPr>
@@ -31062,7 +31051,7 @@
       <w:ind/>
     </w:pPr>
   </w:style>
-  <w:style w:type="paragraph" w:styleId="664" w:default="1">
+  <w:style w:type="paragraph" w:styleId="886" w:default="1">
     <w:name w:val="Normal"/>
     <w:qFormat/>
     <w:pPr>
@@ -31071,7 +31060,7 @@
       <w:ind/>
     </w:pPr>
   </w:style>
-  <w:style w:type="table" w:styleId="665" w:default="1">
+  <w:style w:type="table" w:styleId="887" w:default="1">
     <w:name w:val="Normal Table"/>
     <w:uiPriority w:val="99"/>
     <w:semiHidden/>
@@ -31264,7 +31253,7 @@
       </w:tcPr>
     </w:tblStylePr>
   </w:style>
-  <w:style w:type="numbering" w:styleId="666" w:default="1">
+  <w:style w:type="numbering" w:styleId="888" w:default="1">
     <w:name w:val="No List"/>
     <w:uiPriority w:val="99"/>
     <w:semiHidden/>
@@ -31275,9 +31264,9 @@
       <w:ind/>
     </w:pPr>
   </w:style>
-  <w:style w:type="paragraph" w:styleId="667">
+  <w:style w:type="paragraph" w:styleId="889">
     <w:name w:val="No Spacing"/>
-    <w:basedOn w:val="664"/>
+    <w:basedOn w:val="886"/>
     <w:uiPriority w:val="1"/>
     <w:qFormat/>
     <w:pPr>
@@ -31286,9 +31275,9 @@
       <w:ind/>
     </w:pPr>
   </w:style>
-  <w:style w:type="paragraph" w:styleId="668">
+  <w:style w:type="paragraph" w:styleId="890">
     <w:name w:val="List Paragraph"/>
-    <w:basedOn w:val="664"/>
+    <w:basedOn w:val="886"/>
     <w:uiPriority w:val="34"/>
     <w:qFormat/>
     <w:pPr>
